--- a/2 курс/4 семестр/Технлония разработки программных приложений/3ПР/3ПР_Астахов_СП_ИКБО-50-23.docx
+++ b/2 курс/4 семестр/Технлония разработки программных приложений/3ПР/3ПР_Астахов_СП_ИКБО-50-23.docx
@@ -435,8 +435,9 @@
                 <w:b/>
                 <w:sz w:val="28"/>
                 <w:szCs w:val="28"/>
-              </w:rPr>
-              <w:t>2</w:t>
+                <w:lang w:val="en-US"/>
+              </w:rPr>
+              <w:t>3</w:t>
             </w:r>
           </w:p>
         </w:tc>
@@ -566,7 +567,7 @@
                 <w:sz w:val="28"/>
                 <w:szCs w:val="28"/>
               </w:rPr>
-              <w:t>Основы работы с Bash Scriptами</w:t>
+              <w:t>Системы сборки</w:t>
             </w:r>
             <w:r>
               <w:rPr>
@@ -1513,7 +1514,7 @@
           <w:r>
             <w:fldChar w:fldCharType="separate"/>
           </w:r>
-          <w:hyperlink w:anchor="_Toc191205641" w:history="1">
+          <w:hyperlink w:anchor="_Toc191853878" w:history="1">
             <w:r>
               <w:rPr>
                 <w:rStyle w:val="a5"/>
@@ -1535,7 +1536,7 @@
                 <w:rStyle w:val="a5"/>
                 <w:noProof/>
               </w:rPr>
-              <w:t>Формулировка задачи и решение</w:t>
+              <w:t>Формулировка задачи</w:t>
             </w:r>
             <w:r>
               <w:rPr>
@@ -1556,7 +1557,7 @@
                 <w:noProof/>
                 <w:webHidden/>
               </w:rPr>
-              <w:instrText xml:space="preserve"> PAGEREF _Toc191205641 \h </w:instrText>
+              <w:instrText xml:space="preserve"> PAGEREF _Toc191853878 \h </w:instrText>
             </w:r>
             <w:r>
               <w:rPr>
@@ -1576,7 +1577,7 @@
                 <w:noProof/>
                 <w:webHidden/>
               </w:rPr>
-              <w:t>2</w:t>
+              <w:t>3</w:t>
             </w:r>
             <w:r>
               <w:rPr>
@@ -1597,7 +1598,7 @@
               <w:lang w:eastAsia="ru-RU"/>
             </w:rPr>
           </w:pPr>
-          <w:hyperlink w:anchor="_Toc191205642" w:history="1">
+          <w:hyperlink w:anchor="_Toc191853879" w:history="1">
             <w:r>
               <w:rPr>
                 <w:rStyle w:val="a5"/>
@@ -1619,7 +1620,7 @@
                 <w:rStyle w:val="a5"/>
                 <w:noProof/>
               </w:rPr>
-              <w:t>Контрольные вопросы</w:t>
+              <w:t>Решение</w:t>
             </w:r>
             <w:r>
               <w:rPr>
@@ -1640,7 +1641,7 @@
                 <w:noProof/>
                 <w:webHidden/>
               </w:rPr>
-              <w:instrText xml:space="preserve"> PAGEREF _Toc191205642 \h </w:instrText>
+              <w:instrText xml:space="preserve"> PAGEREF _Toc191853879 \h </w:instrText>
             </w:r>
             <w:r>
               <w:rPr>
@@ -1681,7 +1682,7 @@
               <w:lang w:eastAsia="ru-RU"/>
             </w:rPr>
           </w:pPr>
-          <w:hyperlink w:anchor="_Toc191205643" w:history="1">
+          <w:hyperlink w:anchor="_Toc191853880" w:history="1">
             <w:r>
               <w:rPr>
                 <w:rStyle w:val="a5"/>
@@ -1703,7 +1704,7 @@
                 <w:rStyle w:val="a5"/>
                 <w:noProof/>
               </w:rPr>
-              <w:t>Вывод</w:t>
+              <w:t>Контрольные вопросы</w:t>
             </w:r>
             <w:r>
               <w:rPr>
@@ -1724,7 +1725,7 @@
                 <w:noProof/>
                 <w:webHidden/>
               </w:rPr>
-              <w:instrText xml:space="preserve"> PAGEREF _Toc191205643 \h </w:instrText>
+              <w:instrText xml:space="preserve"> PAGEREF _Toc191853880 \h </w:instrText>
             </w:r>
             <w:r>
               <w:rPr>
@@ -1765,7 +1766,7 @@
               <w:lang w:eastAsia="ru-RU"/>
             </w:rPr>
           </w:pPr>
-          <w:hyperlink w:anchor="_Toc191205644" w:history="1">
+          <w:hyperlink w:anchor="_Toc191853881" w:history="1">
             <w:r>
               <w:rPr>
                 <w:rStyle w:val="a5"/>
@@ -1787,7 +1788,7 @@
                 <w:rStyle w:val="a5"/>
                 <w:noProof/>
               </w:rPr>
-              <w:t>Дополнительная литература</w:t>
+              <w:t>Вывод</w:t>
             </w:r>
             <w:r>
               <w:rPr>
@@ -1808,7 +1809,7 @@
                 <w:noProof/>
                 <w:webHidden/>
               </w:rPr>
-              <w:instrText xml:space="preserve"> PAGEREF _Toc191205644 \h </w:instrText>
+              <w:instrText xml:space="preserve"> PAGEREF _Toc191853881 \h </w:instrText>
             </w:r>
             <w:r>
               <w:rPr>
@@ -1895,17 +1896,388 @@
       <w:pPr>
         <w:pStyle w:val="1"/>
       </w:pPr>
-      <w:bookmarkStart w:id="0" w:name="_Toc190603382"/>
-      <w:bookmarkStart w:id="1" w:name="_Toc191205641"/>
+      <w:bookmarkStart w:id="0" w:name="_Toc191853878"/>
+      <w:bookmarkStart w:id="1" w:name="_Toc190603382"/>
       <w:r>
         <w:lastRenderedPageBreak/>
-        <w:t>Формулировка задачи и решение</w:t>
+        <w:t>Формулировка задачи</w:t>
       </w:r>
       <w:bookmarkEnd w:id="0"/>
+      <w:r>
+        <w:t xml:space="preserve"> </w:t>
+      </w:r>
       <w:bookmarkEnd w:id="1"/>
     </w:p>
     <w:p>
       <w:pPr>
+        <w:rPr>
+          <w:b/>
+          <w:bCs/>
+        </w:rPr>
+      </w:pPr>
+      <w:r>
+        <w:rPr>
+          <w:b/>
+          <w:bCs/>
+        </w:rPr>
+        <w:t>Задания:</w:t>
+      </w:r>
+    </w:p>
+    <w:p>
+      <w:r>
+        <w:t xml:space="preserve">Необходимо клонировать (или </w:t>
+      </w:r>
+      <w:proofErr w:type="spellStart"/>
+      <w:r>
+        <w:t>форкнуть</w:t>
+      </w:r>
+      <w:proofErr w:type="spellEnd"/>
+      <w:r>
+        <w:t xml:space="preserve">) </w:t>
+      </w:r>
+      <w:proofErr w:type="spellStart"/>
+      <w:r>
+        <w:t>git</w:t>
+      </w:r>
+      <w:proofErr w:type="spellEnd"/>
+      <w:r>
+        <w:t>-репозиторий согласно варианту, и выполнить следующие задания:</w:t>
+      </w:r>
+    </w:p>
+    <w:p>
+      <w:pPr>
+        <w:pStyle w:val="a4"/>
+        <w:numPr>
+          <w:ilvl w:val="0"/>
+          <w:numId w:val="32"/>
+        </w:numPr>
+      </w:pPr>
+      <w:r>
+        <w:t xml:space="preserve">Найти отсутствующую зависимость и указать ее в соответствующем блоке в build.gradle, чтобы проект снова начал собираться </w:t>
+      </w:r>
+    </w:p>
+    <w:p>
+      <w:pPr>
+        <w:pStyle w:val="a4"/>
+        <w:numPr>
+          <w:ilvl w:val="0"/>
+          <w:numId w:val="32"/>
+        </w:numPr>
+      </w:pPr>
+      <w:r>
+        <w:t xml:space="preserve">В некоторых классах поправить имя пакета </w:t>
+      </w:r>
+    </w:p>
+    <w:p>
+      <w:pPr>
+        <w:pStyle w:val="a4"/>
+        <w:numPr>
+          <w:ilvl w:val="0"/>
+          <w:numId w:val="32"/>
+        </w:numPr>
+      </w:pPr>
+      <w:r>
+        <w:t xml:space="preserve">Собрать документацию проекта, найти в ней запросы состояния и сущности по идентификатору </w:t>
+      </w:r>
+    </w:p>
+    <w:p>
+      <w:pPr>
+        <w:pStyle w:val="a4"/>
+        <w:numPr>
+          <w:ilvl w:val="0"/>
+          <w:numId w:val="32"/>
+        </w:numPr>
+      </w:pPr>
+      <w:r>
+        <w:t xml:space="preserve">Собрать jar со всеми зависимостями (так называемый </w:t>
+      </w:r>
+      <w:proofErr w:type="spellStart"/>
+      <w:r>
+        <w:t>UberJar</w:t>
+      </w:r>
+      <w:proofErr w:type="spellEnd"/>
+      <w:r>
+        <w:t xml:space="preserve">), после чего запустить приложение. По умолчанию, сервер стартует на порту 8080. </w:t>
+      </w:r>
+    </w:p>
+    <w:p>
+      <w:pPr>
+        <w:pStyle w:val="a4"/>
+        <w:numPr>
+          <w:ilvl w:val="0"/>
+          <w:numId w:val="32"/>
+        </w:numPr>
+      </w:pPr>
+      <w:r>
+        <w:t>Запросить состояние запущенного сервера (GET запрос по адресу</w:t>
+      </w:r>
+      <w:r>
+        <w:t xml:space="preserve"> </w:t>
+      </w:r>
+      <w:r>
+        <w:t xml:space="preserve">http://localhost:8080) </w:t>
+      </w:r>
+    </w:p>
+    <w:p>
+      <w:pPr>
+        <w:pStyle w:val="a4"/>
+        <w:numPr>
+          <w:ilvl w:val="0"/>
+          <w:numId w:val="32"/>
+        </w:numPr>
+      </w:pPr>
+      <w:r>
+        <w:t xml:space="preserve">Запросить сущность по идентификатору (GET запрос по адресу: </w:t>
+      </w:r>
+      <w:hyperlink r:id="rId8" w:history="1">
+        <w:r>
+          <w:rPr>
+            <w:rStyle w:val="a5"/>
+          </w:rPr>
+          <w:t>http://localhost:8080/сущность/идентификатор</w:t>
+        </w:r>
+      </w:hyperlink>
+      <w:r>
+        <w:t>)</w:t>
+      </w:r>
+      <w:r>
+        <w:t xml:space="preserve">. </w:t>
+      </w:r>
+      <w:r>
+        <w:t xml:space="preserve">Идентификатором будут 3 последних цифры в серийном номере вашего студенческого билета.  </w:t>
+      </w:r>
+    </w:p>
+    <w:p>
+      <w:pPr>
+        <w:pStyle w:val="a4"/>
+        <w:numPr>
+          <w:ilvl w:val="0"/>
+          <w:numId w:val="32"/>
+        </w:numPr>
+      </w:pPr>
+      <w:r>
+        <w:t xml:space="preserve">В задаче </w:t>
+      </w:r>
+      <w:proofErr w:type="spellStart"/>
+      <w:r>
+        <w:t>shadowJar</w:t>
+      </w:r>
+      <w:proofErr w:type="spellEnd"/>
+      <w:r>
+        <w:t xml:space="preserve"> добавить к </w:t>
+      </w:r>
+      <w:proofErr w:type="spellStart"/>
+      <w:r>
+        <w:t>jar</w:t>
+      </w:r>
+      <w:proofErr w:type="spellEnd"/>
+      <w:r>
+        <w:t xml:space="preserve">-файлу вашу фамилию </w:t>
+      </w:r>
+    </w:p>
+    <w:p>
+      <w:pPr>
+        <w:pStyle w:val="a4"/>
+        <w:numPr>
+          <w:ilvl w:val="0"/>
+          <w:numId w:val="32"/>
+        </w:numPr>
+      </w:pPr>
+      <w:r>
+        <w:t xml:space="preserve">Выполнить задачу </w:t>
+      </w:r>
+      <w:proofErr w:type="spellStart"/>
+      <w:r>
+        <w:t>checkstyleMain</w:t>
+      </w:r>
+      <w:proofErr w:type="spellEnd"/>
+      <w:r>
+        <w:t>. Посмотреть сгенерированный отчет. Устранить ошибки оформления кода.</w:t>
+      </w:r>
+    </w:p>
+    <w:p>
+      <w:pPr>
+        <w:ind w:firstLine="708"/>
+      </w:pPr>
+      <w:r>
+        <w:rPr>
+          <w:b/>
+          <w:bCs/>
+        </w:rPr>
+        <w:t>Собственный в</w:t>
+      </w:r>
+      <w:r>
+        <w:rPr>
+          <w:b/>
+          <w:bCs/>
+        </w:rPr>
+        <w:t>ариант</w:t>
+      </w:r>
+      <w:r>
+        <w:rPr>
+          <w:b/>
+          <w:bCs/>
+        </w:rPr>
+        <w:t xml:space="preserve">: </w:t>
+      </w:r>
+      <w:r>
+        <w:t>2)</w:t>
+      </w:r>
+      <w:r>
+        <w:t xml:space="preserve"> </w:t>
+      </w:r>
+      <w:r>
+        <w:t>репозиторий:</w:t>
+      </w:r>
+      <w:r>
+        <w:t xml:space="preserve"> </w:t>
+      </w:r>
+      <w:hyperlink r:id="rId9" w:history="1">
+        <w:r>
+          <w:rPr>
+            <w:rStyle w:val="a5"/>
+            <w:lang w:val="en-US"/>
+          </w:rPr>
+          <w:t>https</w:t>
+        </w:r>
+        <w:r>
+          <w:rPr>
+            <w:rStyle w:val="a5"/>
+          </w:rPr>
+          <w:t>://</w:t>
+        </w:r>
+        <w:proofErr w:type="spellStart"/>
+        <w:r>
+          <w:rPr>
+            <w:rStyle w:val="a5"/>
+            <w:lang w:val="en-US"/>
+          </w:rPr>
+          <w:t>github</w:t>
+        </w:r>
+        <w:proofErr w:type="spellEnd"/>
+        <w:r>
+          <w:rPr>
+            <w:rStyle w:val="a5"/>
+          </w:rPr>
+          <w:t>.</w:t>
+        </w:r>
+        <w:r>
+          <w:rPr>
+            <w:rStyle w:val="a5"/>
+            <w:lang w:val="en-US"/>
+          </w:rPr>
+          <w:t>com</w:t>
+        </w:r>
+        <w:r>
+          <w:rPr>
+            <w:rStyle w:val="a5"/>
+          </w:rPr>
+          <w:t>/</w:t>
+        </w:r>
+        <w:proofErr w:type="spellStart"/>
+        <w:r>
+          <w:rPr>
+            <w:rStyle w:val="a5"/>
+            <w:lang w:val="en-US"/>
+          </w:rPr>
+          <w:t>rtu</w:t>
+        </w:r>
+        <w:proofErr w:type="spellEnd"/>
+        <w:r>
+          <w:rPr>
+            <w:rStyle w:val="a5"/>
+          </w:rPr>
+          <w:t>-</w:t>
+        </w:r>
+        <w:proofErr w:type="spellStart"/>
+        <w:r>
+          <w:rPr>
+            <w:rStyle w:val="a5"/>
+            <w:lang w:val="en-US"/>
+          </w:rPr>
+          <w:t>mirea</w:t>
+        </w:r>
+        <w:proofErr w:type="spellEnd"/>
+        <w:r>
+          <w:rPr>
+            <w:rStyle w:val="a5"/>
+          </w:rPr>
+          <w:t>/</w:t>
+        </w:r>
+        <w:proofErr w:type="spellStart"/>
+        <w:r>
+          <w:rPr>
+            <w:rStyle w:val="a5"/>
+            <w:lang w:val="en-US"/>
+          </w:rPr>
+          <w:t>trpp</w:t>
+        </w:r>
+        <w:proofErr w:type="spellEnd"/>
+        <w:r>
+          <w:rPr>
+            <w:rStyle w:val="a5"/>
+          </w:rPr>
+          <w:t>-</w:t>
+        </w:r>
+        <w:r>
+          <w:rPr>
+            <w:rStyle w:val="a5"/>
+            <w:lang w:val="en-US"/>
+          </w:rPr>
+          <w:t>second</w:t>
+        </w:r>
+        <w:r>
+          <w:rPr>
+            <w:rStyle w:val="a5"/>
+          </w:rPr>
+          <w:t>-2</w:t>
+        </w:r>
+      </w:hyperlink>
+      <w:r>
+        <w:t xml:space="preserve">, сущность, </w:t>
+      </w:r>
+      <w:proofErr w:type="spellStart"/>
+      <w:proofErr w:type="gramStart"/>
+      <w:r>
+        <w:rPr>
+          <w:lang w:val="en-US"/>
+        </w:rPr>
+        <w:t>ru</w:t>
+      </w:r>
+      <w:proofErr w:type="spellEnd"/>
+      <w:r>
+        <w:t>.</w:t>
+      </w:r>
+      <w:proofErr w:type="spellStart"/>
+      <w:r>
+        <w:rPr>
+          <w:lang w:val="en-US"/>
+        </w:rPr>
+        <w:t>mirea</w:t>
+      </w:r>
+      <w:proofErr w:type="spellEnd"/>
+      <w:proofErr w:type="gramEnd"/>
+      <w:r>
+        <w:t>.</w:t>
+      </w:r>
+      <w:r>
+        <w:rPr>
+          <w:lang w:val="en-US"/>
+        </w:rPr>
+        <w:t>entity</w:t>
+      </w:r>
+      <w:r>
+        <w:t>.</w:t>
+      </w:r>
+      <w:r>
+        <w:rPr>
+          <w:lang w:val="en-US"/>
+        </w:rPr>
+        <w:t>Student</w:t>
+      </w:r>
+    </w:p>
+    <w:p>
+      <w:pPr>
         <w:ind w:firstLine="708"/>
       </w:pPr>
     </w:p>
@@ -1916,7 +2288,16 @@
       </w:pPr>
     </w:p>
     <w:p>
-      <w:bookmarkStart w:id="2" w:name="_Toc190603384"/>
+      <w:pPr>
+        <w:pStyle w:val="1"/>
+      </w:pPr>
+      <w:bookmarkStart w:id="2" w:name="_Toc191853879"/>
+      <w:bookmarkStart w:id="3" w:name="_Toc190603384"/>
+      <w:r>
+        <w:lastRenderedPageBreak/>
+        <w:t>Решение</w:t>
+      </w:r>
+      <w:bookmarkEnd w:id="2"/>
     </w:p>
     <w:p>
       <w:pPr>
@@ -1947,132 +2328,85 @@
       <w:pPr>
         <w:pStyle w:val="1"/>
       </w:pPr>
-      <w:bookmarkStart w:id="3" w:name="_Toc191205642"/>
+      <w:bookmarkStart w:id="4" w:name="_Toc191853880"/>
       <w:r>
         <w:lastRenderedPageBreak/>
         <w:t>Контрольные вопросы</w:t>
       </w:r>
-      <w:bookmarkEnd w:id="2"/>
       <w:bookmarkEnd w:id="3"/>
+      <w:bookmarkEnd w:id="4"/>
     </w:p>
-    <w:p/>
+    <w:p>
+      <w:r>
+        <w:t xml:space="preserve">1. Чем компиляция отличается от сборки? </w:t>
+      </w:r>
+    </w:p>
+    <w:p>
+      <w:r>
+        <w:t xml:space="preserve">2. Что такое система сборки? </w:t>
+      </w:r>
+    </w:p>
+    <w:p>
+      <w:r>
+        <w:t xml:space="preserve">3. Что такое репозиторий? </w:t>
+      </w:r>
+    </w:p>
+    <w:p>
+      <w:r>
+        <w:t xml:space="preserve">4. Как указать зависимости проекта? </w:t>
+      </w:r>
+    </w:p>
+    <w:p>
+      <w:r>
+        <w:t xml:space="preserve">5. Что такое </w:t>
+      </w:r>
+      <w:proofErr w:type="spellStart"/>
+      <w:r>
+        <w:t>gradle</w:t>
+      </w:r>
+      <w:proofErr w:type="spellEnd"/>
+      <w:r>
+        <w:t xml:space="preserve">? </w:t>
+      </w:r>
+    </w:p>
+    <w:p>
+      <w:r>
+        <w:t xml:space="preserve">6. Что такое </w:t>
+      </w:r>
+      <w:proofErr w:type="spellStart"/>
+      <w:r>
+        <w:t>maven</w:t>
+      </w:r>
+      <w:proofErr w:type="spellEnd"/>
+      <w:r>
+        <w:t xml:space="preserve">? </w:t>
+      </w:r>
+      <w:r>
+        <w:br w:type="page"/>
+      </w:r>
+    </w:p>
+    <w:p>
+      <w:pPr>
+        <w:pStyle w:val="1"/>
+      </w:pPr>
+      <w:bookmarkStart w:id="5" w:name="_Toc190603385"/>
+      <w:bookmarkStart w:id="6" w:name="_Toc191853881"/>
+      <w:r>
+        <w:lastRenderedPageBreak/>
+        <w:t>Вывод</w:t>
+      </w:r>
+      <w:bookmarkEnd w:id="5"/>
+      <w:bookmarkEnd w:id="6"/>
+    </w:p>
     <w:p>
       <w:pPr>
         <w:spacing w:line="259" w:lineRule="auto"/>
         <w:ind w:firstLine="0"/>
         <w:jc w:val="left"/>
       </w:pPr>
-      <w:r>
-        <w:br w:type="page"/>
-      </w:r>
-    </w:p>
-    <w:p>
-      <w:pPr>
-        <w:pStyle w:val="1"/>
-      </w:pPr>
-      <w:bookmarkStart w:id="4" w:name="_Toc190603385"/>
-      <w:bookmarkStart w:id="5" w:name="_Toc191205643"/>
-      <w:r>
-        <w:lastRenderedPageBreak/>
-        <w:t>Вывод</w:t>
-      </w:r>
-      <w:bookmarkEnd w:id="4"/>
-      <w:bookmarkEnd w:id="5"/>
-    </w:p>
-    <w:p>
-      <w:pPr>
-        <w:ind w:firstLine="432"/>
-      </w:pPr>
-      <w:r>
-        <w:t xml:space="preserve">Мы освоили основные команды </w:t>
-      </w:r>
-      <w:r>
-        <w:rPr>
-          <w:lang w:val="en-US"/>
-        </w:rPr>
-        <w:t>git</w:t>
-      </w:r>
-      <w:r>
-        <w:t xml:space="preserve">, научились управлять локальным и удаленным репозиториями, научились разветвлять работу на разные ветки, а также лучше поняли систему </w:t>
-      </w:r>
-      <w:r>
-        <w:rPr>
-          <w:lang w:val="en-US"/>
-        </w:rPr>
-        <w:t>git</w:t>
-      </w:r>
-      <w:r>
-        <w:t xml:space="preserve"> </w:t>
-      </w:r>
-      <w:r>
-        <w:t xml:space="preserve">и </w:t>
-      </w:r>
-      <w:r>
-        <w:rPr>
-          <w:lang w:val="en-US"/>
-        </w:rPr>
-        <w:t>git</w:t>
-      </w:r>
-      <w:r>
-        <w:t xml:space="preserve"> </w:t>
-      </w:r>
-      <w:r>
-        <w:rPr>
-          <w:lang w:val="en-US"/>
-        </w:rPr>
-        <w:t>hub</w:t>
-      </w:r>
-    </w:p>
-    <w:p>
-      <w:pPr>
-        <w:spacing w:line="259" w:lineRule="auto"/>
-        <w:ind w:firstLine="0"/>
-        <w:jc w:val="left"/>
-      </w:pPr>
-      <w:r>
-        <w:br w:type="page"/>
-      </w:r>
-    </w:p>
-    <w:p>
-      <w:pPr>
-        <w:pStyle w:val="1"/>
-      </w:pPr>
-      <w:bookmarkStart w:id="6" w:name="_Toc190603386"/>
-      <w:bookmarkStart w:id="7" w:name="_Toc191205644"/>
-      <w:r>
-        <w:lastRenderedPageBreak/>
-        <w:t>Дополнительная литература</w:t>
-      </w:r>
-      <w:bookmarkEnd w:id="6"/>
-      <w:bookmarkEnd w:id="7"/>
-    </w:p>
-    <w:p>
-      <w:pPr>
-        <w:pStyle w:val="a4"/>
-        <w:numPr>
-          <w:ilvl w:val="0"/>
-          <w:numId w:val="17"/>
-        </w:numPr>
-      </w:pPr>
-      <w:r>
-        <w:t xml:space="preserve">Лекционный материал преподавателя РТУ МИРЭА Жматова Дмитрия Владимировича </w:t>
-      </w:r>
-    </w:p>
-    <w:p/>
-    <w:p/>
-    <w:p/>
-    <w:p/>
-    <w:p/>
-    <w:p/>
-    <w:p/>
-    <w:p/>
-    <w:p>
-      <w:pPr>
-        <w:jc w:val="center"/>
-      </w:pPr>
     </w:p>
     <w:sectPr>
-      <w:footerReference w:type="default" r:id="rId8"/>
+      <w:footerReference w:type="default" r:id="rId10"/>
       <w:pgSz w:w="11906" w:h="16838"/>
       <w:pgMar w:top="1134" w:right="850" w:bottom="1134" w:left="1701" w:header="708" w:footer="708" w:gutter="0"/>
       <w:cols w:space="708"/>
@@ -2265,6 +2599,95 @@
     </w:lvl>
   </w:abstractNum>
   <w:abstractNum w:abstractNumId="1" w15:restartNumberingAfterBreak="0">
+    <w:nsid w:val="01F42182"/>
+    <w:multiLevelType w:val="hybridMultilevel"/>
+    <w:tmpl w:val="899452DE"/>
+    <w:lvl w:ilvl="0" w:tplc="53F07310">
+      <w:start w:val="1"/>
+      <w:numFmt w:val="decimal"/>
+      <w:lvlText w:val="%1."/>
+      <w:lvlJc w:val="left"/>
+      <w:pPr>
+        <w:ind w:left="1069" w:hanging="360"/>
+      </w:pPr>
+      <w:rPr>
+        <w:rFonts w:hint="default"/>
+      </w:rPr>
+    </w:lvl>
+    <w:lvl w:ilvl="1" w:tplc="04190019" w:tentative="1">
+      <w:start w:val="1"/>
+      <w:numFmt w:val="lowerLetter"/>
+      <w:lvlText w:val="%2."/>
+      <w:lvlJc w:val="left"/>
+      <w:pPr>
+        <w:ind w:left="1789" w:hanging="360"/>
+      </w:pPr>
+    </w:lvl>
+    <w:lvl w:ilvl="2" w:tplc="0419001B" w:tentative="1">
+      <w:start w:val="1"/>
+      <w:numFmt w:val="lowerRoman"/>
+      <w:lvlText w:val="%3."/>
+      <w:lvlJc w:val="right"/>
+      <w:pPr>
+        <w:ind w:left="2509" w:hanging="180"/>
+      </w:pPr>
+    </w:lvl>
+    <w:lvl w:ilvl="3" w:tplc="0419000F" w:tentative="1">
+      <w:start w:val="1"/>
+      <w:numFmt w:val="decimal"/>
+      <w:lvlText w:val="%4."/>
+      <w:lvlJc w:val="left"/>
+      <w:pPr>
+        <w:ind w:left="3229" w:hanging="360"/>
+      </w:pPr>
+    </w:lvl>
+    <w:lvl w:ilvl="4" w:tplc="04190019" w:tentative="1">
+      <w:start w:val="1"/>
+      <w:numFmt w:val="lowerLetter"/>
+      <w:lvlText w:val="%5."/>
+      <w:lvlJc w:val="left"/>
+      <w:pPr>
+        <w:ind w:left="3949" w:hanging="360"/>
+      </w:pPr>
+    </w:lvl>
+    <w:lvl w:ilvl="5" w:tplc="0419001B" w:tentative="1">
+      <w:start w:val="1"/>
+      <w:numFmt w:val="lowerRoman"/>
+      <w:lvlText w:val="%6."/>
+      <w:lvlJc w:val="right"/>
+      <w:pPr>
+        <w:ind w:left="4669" w:hanging="180"/>
+      </w:pPr>
+    </w:lvl>
+    <w:lvl w:ilvl="6" w:tplc="0419000F" w:tentative="1">
+      <w:start w:val="1"/>
+      <w:numFmt w:val="decimal"/>
+      <w:lvlText w:val="%7."/>
+      <w:lvlJc w:val="left"/>
+      <w:pPr>
+        <w:ind w:left="5389" w:hanging="360"/>
+      </w:pPr>
+    </w:lvl>
+    <w:lvl w:ilvl="7" w:tplc="04190019" w:tentative="1">
+      <w:start w:val="1"/>
+      <w:numFmt w:val="lowerLetter"/>
+      <w:lvlText w:val="%8."/>
+      <w:lvlJc w:val="left"/>
+      <w:pPr>
+        <w:ind w:left="6109" w:hanging="360"/>
+      </w:pPr>
+    </w:lvl>
+    <w:lvl w:ilvl="8" w:tplc="0419001B" w:tentative="1">
+      <w:start w:val="1"/>
+      <w:numFmt w:val="lowerRoman"/>
+      <w:lvlText w:val="%9."/>
+      <w:lvlJc w:val="right"/>
+      <w:pPr>
+        <w:ind w:left="6829" w:hanging="180"/>
+      </w:pPr>
+    </w:lvl>
+  </w:abstractNum>
+  <w:abstractNum w:abstractNumId="2" w15:restartNumberingAfterBreak="0">
     <w:nsid w:val="108610AC"/>
     <w:multiLevelType w:val="hybridMultilevel"/>
     <w:tmpl w:val="5B4AC3D0"/>
@@ -2353,7 +2776,7 @@
       </w:pPr>
     </w:lvl>
   </w:abstractNum>
-  <w:abstractNum w:abstractNumId="2" w15:restartNumberingAfterBreak="0">
+  <w:abstractNum w:abstractNumId="3" w15:restartNumberingAfterBreak="0">
     <w:nsid w:val="14DE3578"/>
     <w:multiLevelType w:val="multilevel"/>
     <w:tmpl w:val="0419001D"/>
@@ -2439,7 +2862,7 @@
       </w:pPr>
     </w:lvl>
   </w:abstractNum>
-  <w:abstractNum w:abstractNumId="3" w15:restartNumberingAfterBreak="0">
+  <w:abstractNum w:abstractNumId="4" w15:restartNumberingAfterBreak="0">
     <w:nsid w:val="15407E2C"/>
     <w:multiLevelType w:val="hybridMultilevel"/>
     <w:tmpl w:val="DFEA8FA8"/>
@@ -2575,7 +2998,7 @@
       </w:pPr>
     </w:lvl>
   </w:abstractNum>
-  <w:abstractNum w:abstractNumId="4" w15:restartNumberingAfterBreak="0">
+  <w:abstractNum w:abstractNumId="5" w15:restartNumberingAfterBreak="0">
     <w:nsid w:val="1FD73B87"/>
     <w:multiLevelType w:val="hybridMultilevel"/>
     <w:tmpl w:val="CBFAEB50"/>
@@ -2664,7 +3087,7 @@
       </w:pPr>
     </w:lvl>
   </w:abstractNum>
-  <w:abstractNum w:abstractNumId="5" w15:restartNumberingAfterBreak="0">
+  <w:abstractNum w:abstractNumId="6" w15:restartNumberingAfterBreak="0">
     <w:nsid w:val="26B81BE2"/>
     <w:multiLevelType w:val="hybridMultilevel"/>
     <w:tmpl w:val="DA8CC428"/>
@@ -2777,7 +3200,7 @@
       </w:rPr>
     </w:lvl>
   </w:abstractNum>
-  <w:abstractNum w:abstractNumId="6" w15:restartNumberingAfterBreak="0">
+  <w:abstractNum w:abstractNumId="7" w15:restartNumberingAfterBreak="0">
     <w:nsid w:val="36F62EA5"/>
     <w:multiLevelType w:val="hybridMultilevel"/>
     <w:tmpl w:val="79227DB6"/>
@@ -2863,7 +3286,7 @@
       </w:pPr>
     </w:lvl>
   </w:abstractNum>
-  <w:abstractNum w:abstractNumId="7" w15:restartNumberingAfterBreak="0">
+  <w:abstractNum w:abstractNumId="8" w15:restartNumberingAfterBreak="0">
     <w:nsid w:val="38E7247E"/>
     <w:multiLevelType w:val="multilevel"/>
     <w:tmpl w:val="0419001D"/>
@@ -2949,7 +3372,7 @@
       </w:pPr>
     </w:lvl>
   </w:abstractNum>
-  <w:abstractNum w:abstractNumId="8" w15:restartNumberingAfterBreak="0">
+  <w:abstractNum w:abstractNumId="9" w15:restartNumberingAfterBreak="0">
     <w:nsid w:val="40926911"/>
     <w:multiLevelType w:val="multilevel"/>
     <w:tmpl w:val="D18EDB88"/>
@@ -3062,7 +3485,7 @@
       </w:rPr>
     </w:lvl>
   </w:abstractNum>
-  <w:abstractNum w:abstractNumId="9" w15:restartNumberingAfterBreak="0">
+  <w:abstractNum w:abstractNumId="10" w15:restartNumberingAfterBreak="0">
     <w:nsid w:val="414E1076"/>
     <w:multiLevelType w:val="hybridMultilevel"/>
     <w:tmpl w:val="CB667CC8"/>
@@ -3151,7 +3574,7 @@
       </w:pPr>
     </w:lvl>
   </w:abstractNum>
-  <w:abstractNum w:abstractNumId="10" w15:restartNumberingAfterBreak="0">
+  <w:abstractNum w:abstractNumId="11" w15:restartNumberingAfterBreak="0">
     <w:nsid w:val="447158E2"/>
     <w:multiLevelType w:val="hybridMultilevel"/>
     <w:tmpl w:val="49B409DE"/>
@@ -3237,7 +3660,7 @@
       </w:pPr>
     </w:lvl>
   </w:abstractNum>
-  <w:abstractNum w:abstractNumId="11" w15:restartNumberingAfterBreak="0">
+  <w:abstractNum w:abstractNumId="12" w15:restartNumberingAfterBreak="0">
     <w:nsid w:val="4B194399"/>
     <w:multiLevelType w:val="hybridMultilevel"/>
     <w:tmpl w:val="0B8EA13E"/>
@@ -3323,7 +3746,7 @@
       </w:pPr>
     </w:lvl>
   </w:abstractNum>
-  <w:abstractNum w:abstractNumId="12" w15:restartNumberingAfterBreak="0">
+  <w:abstractNum w:abstractNumId="13" w15:restartNumberingAfterBreak="0">
     <w:nsid w:val="552F2A9C"/>
     <w:multiLevelType w:val="hybridMultilevel"/>
     <w:tmpl w:val="39DC0BE4"/>
@@ -3412,7 +3835,7 @@
       </w:pPr>
     </w:lvl>
   </w:abstractNum>
-  <w:abstractNum w:abstractNumId="13" w15:restartNumberingAfterBreak="0">
+  <w:abstractNum w:abstractNumId="14" w15:restartNumberingAfterBreak="0">
     <w:nsid w:val="5662383F"/>
     <w:multiLevelType w:val="multilevel"/>
     <w:tmpl w:val="8A64B0F8"/>
@@ -3525,7 +3948,7 @@
       </w:rPr>
     </w:lvl>
   </w:abstractNum>
-  <w:abstractNum w:abstractNumId="14" w15:restartNumberingAfterBreak="0">
+  <w:abstractNum w:abstractNumId="15" w15:restartNumberingAfterBreak="0">
     <w:nsid w:val="58BA1E93"/>
     <w:multiLevelType w:val="multilevel"/>
     <w:tmpl w:val="0419001D"/>
@@ -3611,7 +4034,7 @@
       </w:pPr>
     </w:lvl>
   </w:abstractNum>
-  <w:abstractNum w:abstractNumId="15" w15:restartNumberingAfterBreak="0">
+  <w:abstractNum w:abstractNumId="16" w15:restartNumberingAfterBreak="0">
     <w:nsid w:val="5C491F7D"/>
     <w:multiLevelType w:val="hybridMultilevel"/>
     <w:tmpl w:val="9D5E9FAE"/>
@@ -3700,7 +4123,7 @@
       </w:pPr>
     </w:lvl>
   </w:abstractNum>
-  <w:abstractNum w:abstractNumId="16" w15:restartNumberingAfterBreak="0">
+  <w:abstractNum w:abstractNumId="17" w15:restartNumberingAfterBreak="0">
     <w:nsid w:val="607B1095"/>
     <w:multiLevelType w:val="multilevel"/>
     <w:tmpl w:val="0419001D"/>
@@ -3786,7 +4209,93 @@
       </w:pPr>
     </w:lvl>
   </w:abstractNum>
-  <w:abstractNum w:abstractNumId="17" w15:restartNumberingAfterBreak="0">
+  <w:abstractNum w:abstractNumId="18" w15:restartNumberingAfterBreak="0">
+    <w:nsid w:val="64740791"/>
+    <w:multiLevelType w:val="hybridMultilevel"/>
+    <w:tmpl w:val="E4A66E10"/>
+    <w:lvl w:ilvl="0" w:tplc="04190011">
+      <w:start w:val="1"/>
+      <w:numFmt w:val="decimal"/>
+      <w:lvlText w:val="%1)"/>
+      <w:lvlJc w:val="left"/>
+      <w:pPr>
+        <w:ind w:left="1429" w:hanging="360"/>
+      </w:pPr>
+    </w:lvl>
+    <w:lvl w:ilvl="1" w:tplc="04190019" w:tentative="1">
+      <w:start w:val="1"/>
+      <w:numFmt w:val="lowerLetter"/>
+      <w:lvlText w:val="%2."/>
+      <w:lvlJc w:val="left"/>
+      <w:pPr>
+        <w:ind w:left="2149" w:hanging="360"/>
+      </w:pPr>
+    </w:lvl>
+    <w:lvl w:ilvl="2" w:tplc="0419001B" w:tentative="1">
+      <w:start w:val="1"/>
+      <w:numFmt w:val="lowerRoman"/>
+      <w:lvlText w:val="%3."/>
+      <w:lvlJc w:val="right"/>
+      <w:pPr>
+        <w:ind w:left="2869" w:hanging="180"/>
+      </w:pPr>
+    </w:lvl>
+    <w:lvl w:ilvl="3" w:tplc="0419000F" w:tentative="1">
+      <w:start w:val="1"/>
+      <w:numFmt w:val="decimal"/>
+      <w:lvlText w:val="%4."/>
+      <w:lvlJc w:val="left"/>
+      <w:pPr>
+        <w:ind w:left="3589" w:hanging="360"/>
+      </w:pPr>
+    </w:lvl>
+    <w:lvl w:ilvl="4" w:tplc="04190019" w:tentative="1">
+      <w:start w:val="1"/>
+      <w:numFmt w:val="lowerLetter"/>
+      <w:lvlText w:val="%5."/>
+      <w:lvlJc w:val="left"/>
+      <w:pPr>
+        <w:ind w:left="4309" w:hanging="360"/>
+      </w:pPr>
+    </w:lvl>
+    <w:lvl w:ilvl="5" w:tplc="0419001B" w:tentative="1">
+      <w:start w:val="1"/>
+      <w:numFmt w:val="lowerRoman"/>
+      <w:lvlText w:val="%6."/>
+      <w:lvlJc w:val="right"/>
+      <w:pPr>
+        <w:ind w:left="5029" w:hanging="180"/>
+      </w:pPr>
+    </w:lvl>
+    <w:lvl w:ilvl="6" w:tplc="0419000F" w:tentative="1">
+      <w:start w:val="1"/>
+      <w:numFmt w:val="decimal"/>
+      <w:lvlText w:val="%7."/>
+      <w:lvlJc w:val="left"/>
+      <w:pPr>
+        <w:ind w:left="5749" w:hanging="360"/>
+      </w:pPr>
+    </w:lvl>
+    <w:lvl w:ilvl="7" w:tplc="04190019" w:tentative="1">
+      <w:start w:val="1"/>
+      <w:numFmt w:val="lowerLetter"/>
+      <w:lvlText w:val="%8."/>
+      <w:lvlJc w:val="left"/>
+      <w:pPr>
+        <w:ind w:left="6469" w:hanging="360"/>
+      </w:pPr>
+    </w:lvl>
+    <w:lvl w:ilvl="8" w:tplc="0419001B" w:tentative="1">
+      <w:start w:val="1"/>
+      <w:numFmt w:val="lowerRoman"/>
+      <w:lvlText w:val="%9."/>
+      <w:lvlJc w:val="right"/>
+      <w:pPr>
+        <w:ind w:left="7189" w:hanging="180"/>
+      </w:pPr>
+    </w:lvl>
+  </w:abstractNum>
+  <w:abstractNum w:abstractNumId="19" w15:restartNumberingAfterBreak="0">
     <w:nsid w:val="64AD1F6B"/>
     <w:multiLevelType w:val="hybridMultilevel"/>
     <w:tmpl w:val="C08EBC44"/>
@@ -3875,7 +4384,7 @@
       </w:pPr>
     </w:lvl>
   </w:abstractNum>
-  <w:abstractNum w:abstractNumId="18" w15:restartNumberingAfterBreak="0">
+  <w:abstractNum w:abstractNumId="20" w15:restartNumberingAfterBreak="0">
     <w:nsid w:val="655A7A08"/>
     <w:multiLevelType w:val="multilevel"/>
     <w:tmpl w:val="73A0350C"/>
@@ -4018,7 +4527,7 @@
       </w:pPr>
     </w:lvl>
   </w:abstractNum>
-  <w:abstractNum w:abstractNumId="19" w15:restartNumberingAfterBreak="0">
+  <w:abstractNum w:abstractNumId="21" w15:restartNumberingAfterBreak="0">
     <w:nsid w:val="69792449"/>
     <w:multiLevelType w:val="multilevel"/>
     <w:tmpl w:val="5CE2A51E"/>
@@ -4135,7 +4644,7 @@
       </w:pPr>
     </w:lvl>
   </w:abstractNum>
-  <w:abstractNum w:abstractNumId="20" w15:restartNumberingAfterBreak="0">
+  <w:abstractNum w:abstractNumId="22" w15:restartNumberingAfterBreak="0">
     <w:nsid w:val="6DE95CD0"/>
     <w:multiLevelType w:val="multilevel"/>
     <w:tmpl w:val="0419001F"/>
@@ -4221,7 +4730,7 @@
       </w:pPr>
     </w:lvl>
   </w:abstractNum>
-  <w:abstractNum w:abstractNumId="21" w15:restartNumberingAfterBreak="0">
+  <w:abstractNum w:abstractNumId="23" w15:restartNumberingAfterBreak="0">
     <w:nsid w:val="6F9B68B1"/>
     <w:multiLevelType w:val="hybridMultilevel"/>
     <w:tmpl w:val="B35C4A0C"/>
@@ -4337,7 +4846,7 @@
       </w:pPr>
     </w:lvl>
   </w:abstractNum>
-  <w:abstractNum w:abstractNumId="22" w15:restartNumberingAfterBreak="0">
+  <w:abstractNum w:abstractNumId="24" w15:restartNumberingAfterBreak="0">
     <w:nsid w:val="7B0A7BF8"/>
     <w:multiLevelType w:val="hybridMultilevel"/>
     <w:tmpl w:val="0C5221EA"/>
@@ -4427,61 +4936,61 @@
     </w:lvl>
   </w:abstractNum>
   <w:num w:numId="1">
+    <w:abstractNumId w:val="19"/>
+  </w:num>
+  <w:num w:numId="2">
+    <w:abstractNumId w:val="16"/>
+  </w:num>
+  <w:num w:numId="3">
+    <w:abstractNumId w:val="13"/>
+  </w:num>
+  <w:num w:numId="4">
+    <w:abstractNumId w:val="5"/>
+  </w:num>
+  <w:num w:numId="5">
+    <w:abstractNumId w:val="10"/>
+  </w:num>
+  <w:num w:numId="6">
+    <w:abstractNumId w:val="22"/>
+  </w:num>
+  <w:num w:numId="7">
+    <w:abstractNumId w:val="14"/>
+  </w:num>
+  <w:num w:numId="8">
+    <w:abstractNumId w:val="9"/>
+  </w:num>
+  <w:num w:numId="9">
+    <w:abstractNumId w:val="20"/>
+  </w:num>
+  <w:num w:numId="10">
+    <w:abstractNumId w:val="6"/>
+  </w:num>
+  <w:num w:numId="11">
     <w:abstractNumId w:val="17"/>
   </w:num>
-  <w:num w:numId="2">
+  <w:num w:numId="12">
     <w:abstractNumId w:val="15"/>
-  </w:num>
-  <w:num w:numId="3">
-    <w:abstractNumId w:val="12"/>
-  </w:num>
-  <w:num w:numId="4">
-    <w:abstractNumId w:val="4"/>
-  </w:num>
-  <w:num w:numId="5">
-    <w:abstractNumId w:val="9"/>
-  </w:num>
-  <w:num w:numId="6">
-    <w:abstractNumId w:val="20"/>
-  </w:num>
-  <w:num w:numId="7">
-    <w:abstractNumId w:val="13"/>
-  </w:num>
-  <w:num w:numId="8">
-    <w:abstractNumId w:val="8"/>
-  </w:num>
-  <w:num w:numId="9">
-    <w:abstractNumId w:val="18"/>
-  </w:num>
-  <w:num w:numId="10">
-    <w:abstractNumId w:val="5"/>
-  </w:num>
-  <w:num w:numId="11">
-    <w:abstractNumId w:val="16"/>
-  </w:num>
-  <w:num w:numId="12">
-    <w:abstractNumId w:val="14"/>
   </w:num>
   <w:num w:numId="13">
     <w:abstractNumId w:val="0"/>
   </w:num>
   <w:num w:numId="14">
-    <w:abstractNumId w:val="6"/>
+    <w:abstractNumId w:val="7"/>
   </w:num>
   <w:num w:numId="15">
-    <w:abstractNumId w:val="7"/>
+    <w:abstractNumId w:val="8"/>
   </w:num>
   <w:num w:numId="16">
-    <w:abstractNumId w:val="2"/>
+    <w:abstractNumId w:val="3"/>
   </w:num>
   <w:num w:numId="17">
+    <w:abstractNumId w:val="12"/>
+  </w:num>
+  <w:num w:numId="18">
     <w:abstractNumId w:val="11"/>
   </w:num>
-  <w:num w:numId="18">
-    <w:abstractNumId w:val="10"/>
-  </w:num>
   <w:num w:numId="19">
-    <w:abstractNumId w:val="18"/>
+    <w:abstractNumId w:val="20"/>
     <w:lvlOverride w:ilvl="0">
       <w:startOverride w:val="1"/>
     </w:lvlOverride>
@@ -4511,55 +5020,61 @@
     </w:lvlOverride>
   </w:num>
   <w:num w:numId="20">
-    <w:abstractNumId w:val="3"/>
+    <w:abstractNumId w:val="4"/>
   </w:num>
   <w:num w:numId="21">
-    <w:abstractNumId w:val="3"/>
+    <w:abstractNumId w:val="4"/>
     <w:lvlOverride w:ilvl="0">
       <w:startOverride w:val="1"/>
     </w:lvlOverride>
   </w:num>
   <w:num w:numId="22">
-    <w:abstractNumId w:val="3"/>
+    <w:abstractNumId w:val="4"/>
     <w:lvlOverride w:ilvl="0">
       <w:startOverride w:val="1"/>
     </w:lvlOverride>
   </w:num>
   <w:num w:numId="23">
-    <w:abstractNumId w:val="3"/>
+    <w:abstractNumId w:val="4"/>
     <w:lvlOverride w:ilvl="0">
       <w:startOverride w:val="1"/>
     </w:lvlOverride>
   </w:num>
   <w:num w:numId="24">
-    <w:abstractNumId w:val="21"/>
+    <w:abstractNumId w:val="23"/>
   </w:num>
   <w:num w:numId="25">
-    <w:abstractNumId w:val="21"/>
+    <w:abstractNumId w:val="23"/>
     <w:lvlOverride w:ilvl="0">
       <w:startOverride w:val="1"/>
     </w:lvlOverride>
   </w:num>
   <w:num w:numId="26">
-    <w:abstractNumId w:val="21"/>
+    <w:abstractNumId w:val="23"/>
     <w:lvlOverride w:ilvl="0">
       <w:startOverride w:val="1"/>
     </w:lvlOverride>
   </w:num>
   <w:num w:numId="27">
-    <w:abstractNumId w:val="19"/>
+    <w:abstractNumId w:val="21"/>
   </w:num>
   <w:num w:numId="28">
-    <w:abstractNumId w:val="21"/>
+    <w:abstractNumId w:val="23"/>
     <w:lvlOverride w:ilvl="0">
       <w:startOverride w:val="1"/>
     </w:lvlOverride>
   </w:num>
   <w:num w:numId="29">
+    <w:abstractNumId w:val="2"/>
+  </w:num>
+  <w:num w:numId="30">
+    <w:abstractNumId w:val="24"/>
+  </w:num>
+  <w:num w:numId="31">
     <w:abstractNumId w:val="1"/>
   </w:num>
-  <w:num w:numId="30">
-    <w:abstractNumId w:val="22"/>
+  <w:num w:numId="32">
+    <w:abstractNumId w:val="18"/>
   </w:num>
 </w:numbering>
 </file>

--- a/2 курс/4 семестр/Технлония разработки программных приложений/3ПР/3ПР_Астахов_СП_ИКБО-50-23.docx
+++ b/2 курс/4 семестр/Технлония разработки программных приложений/3ПР/3ПР_Астахов_СП_ИКБО-50-23.docx
@@ -1020,7 +1020,20 @@
                 <w:rFonts w:ascii="Times New Roman" w:hAnsi="Times New Roman"/>
                 <w:lang w:val="en-US"/>
               </w:rPr>
-              <w:t xml:space="preserve"> 02 </w:t>
+              <w:t xml:space="preserve"> 0</w:t>
+            </w:r>
+            <w:r>
+              <w:rPr>
+                <w:rFonts w:ascii="Times New Roman" w:hAnsi="Times New Roman"/>
+              </w:rPr>
+              <w:t>3</w:t>
+            </w:r>
+            <w:r>
+              <w:rPr>
+                <w:rFonts w:ascii="Times New Roman" w:hAnsi="Times New Roman"/>
+                <w:lang w:val="en-US"/>
+              </w:rPr>
+              <w:t xml:space="preserve"> </w:t>
             </w:r>
             <w:r>
               <w:rPr>
@@ -1745,7 +1758,7 @@
                 <w:noProof/>
                 <w:webHidden/>
               </w:rPr>
-              <w:t>5</w:t>
+              <w:t>8</w:t>
             </w:r>
             <w:r>
               <w:rPr>
@@ -1829,7 +1842,7 @@
                 <w:noProof/>
                 <w:webHidden/>
               </w:rPr>
-              <w:t>6</w:t>
+              <w:t>10</w:t>
             </w:r>
             <w:r>
               <w:rPr>
@@ -1953,7 +1966,17 @@
         </w:numPr>
       </w:pPr>
       <w:r>
-        <w:t xml:space="preserve">Найти отсутствующую зависимость и указать ее в соответствующем блоке в build.gradle, чтобы проект снова начал собираться </w:t>
+        <w:t xml:space="preserve">Найти отсутствующую зависимость и указать ее в соответствующем блоке в </w:t>
+      </w:r>
+      <w:proofErr w:type="spellStart"/>
+      <w:proofErr w:type="gramStart"/>
+      <w:r>
+        <w:t>build.gradle</w:t>
+      </w:r>
+      <w:proofErr w:type="spellEnd"/>
+      <w:proofErr w:type="gramEnd"/>
+      <w:r>
+        <w:t xml:space="preserve">, чтобы проект снова начал собираться </w:t>
       </w:r>
     </w:p>
     <w:p>
@@ -1989,7 +2012,15 @@
         </w:numPr>
       </w:pPr>
       <w:r>
-        <w:t xml:space="preserve">Собрать jar со всеми зависимостями (так называемый </w:t>
+        <w:t xml:space="preserve">Собрать </w:t>
+      </w:r>
+      <w:proofErr w:type="spellStart"/>
+      <w:r>
+        <w:t>jar</w:t>
+      </w:r>
+      <w:proofErr w:type="spellEnd"/>
+      <w:r>
+        <w:t xml:space="preserve"> со всеми зависимостями (так называемый </w:t>
       </w:r>
       <w:proofErr w:type="spellStart"/>
       <w:r>
@@ -2301,18 +2332,661 @@
     </w:p>
     <w:p>
       <w:pPr>
-        <w:ind w:firstLine="0"/>
-      </w:pPr>
-    </w:p>
-    <w:p>
-      <w:pPr>
-        <w:ind w:firstLine="0"/>
-      </w:pPr>
-    </w:p>
-    <w:p>
-      <w:pPr>
-        <w:ind w:firstLine="0"/>
-      </w:pPr>
+        <w:pStyle w:val="a9"/>
+      </w:pPr>
+      <w:r>
+        <w:rPr>
+          <w:noProof/>
+        </w:rPr>
+        <w:drawing>
+          <wp:inline distT="0" distB="0" distL="0" distR="0" wp14:anchorId="25A79747" wp14:editId="10A73AB5">
+            <wp:extent cx="5691894" cy="695325"/>
+            <wp:effectExtent l="0" t="0" r="4445" b="0"/>
+            <wp:docPr id="1" name="Рисунок 1"/>
+            <wp:cNvGraphicFramePr>
+              <a:graphicFrameLocks xmlns:a="http://schemas.openxmlformats.org/drawingml/2006/main" noChangeAspect="1"/>
+            </wp:cNvGraphicFramePr>
+            <a:graphic xmlns:a="http://schemas.openxmlformats.org/drawingml/2006/main">
+              <a:graphicData uri="http://schemas.openxmlformats.org/drawingml/2006/picture">
+                <pic:pic xmlns:pic="http://schemas.openxmlformats.org/drawingml/2006/picture">
+                  <pic:nvPicPr>
+                    <pic:cNvPr id="1" name=""/>
+                    <pic:cNvPicPr/>
+                  </pic:nvPicPr>
+                  <pic:blipFill>
+                    <a:blip r:embed="rId10"/>
+                    <a:stretch>
+                      <a:fillRect/>
+                    </a:stretch>
+                  </pic:blipFill>
+                  <pic:spPr>
+                    <a:xfrm>
+                      <a:off x="0" y="0"/>
+                      <a:ext cx="5711917" cy="697771"/>
+                    </a:xfrm>
+                    <a:prstGeom prst="rect">
+                      <a:avLst/>
+                    </a:prstGeom>
+                  </pic:spPr>
+                </pic:pic>
+              </a:graphicData>
+            </a:graphic>
+          </wp:inline>
+        </w:drawing>
+      </w:r>
+    </w:p>
+    <w:p>
+      <w:pPr>
+        <w:pStyle w:val="a9"/>
+      </w:pPr>
+      <w:r>
+        <w:t>Рисунок 1 - Клонирование репозитория</w:t>
+      </w:r>
+    </w:p>
+    <w:p>
+      <w:pPr>
+        <w:pStyle w:val="a9"/>
+        <w:jc w:val="both"/>
+      </w:pPr>
+    </w:p>
+    <w:p>
+      <w:pPr>
+        <w:pStyle w:val="a9"/>
+      </w:pPr>
+      <w:r>
+        <w:rPr>
+          <w:noProof/>
+        </w:rPr>
+        <w:drawing>
+          <wp:inline distT="0" distB="0" distL="0" distR="0" wp14:anchorId="1DA3743A" wp14:editId="52B3BBCF">
+            <wp:extent cx="5940425" cy="2680970"/>
+            <wp:effectExtent l="0" t="0" r="3175" b="5080"/>
+            <wp:docPr id="2" name="Рисунок 2"/>
+            <wp:cNvGraphicFramePr>
+              <a:graphicFrameLocks xmlns:a="http://schemas.openxmlformats.org/drawingml/2006/main" noChangeAspect="1"/>
+            </wp:cNvGraphicFramePr>
+            <a:graphic xmlns:a="http://schemas.openxmlformats.org/drawingml/2006/main">
+              <a:graphicData uri="http://schemas.openxmlformats.org/drawingml/2006/picture">
+                <pic:pic xmlns:pic="http://schemas.openxmlformats.org/drawingml/2006/picture">
+                  <pic:nvPicPr>
+                    <pic:cNvPr id="1" name=""/>
+                    <pic:cNvPicPr/>
+                  </pic:nvPicPr>
+                  <pic:blipFill>
+                    <a:blip r:embed="rId11"/>
+                    <a:stretch>
+                      <a:fillRect/>
+                    </a:stretch>
+                  </pic:blipFill>
+                  <pic:spPr>
+                    <a:xfrm>
+                      <a:off x="0" y="0"/>
+                      <a:ext cx="5940425" cy="2680970"/>
+                    </a:xfrm>
+                    <a:prstGeom prst="rect">
+                      <a:avLst/>
+                    </a:prstGeom>
+                  </pic:spPr>
+                </pic:pic>
+              </a:graphicData>
+            </a:graphic>
+          </wp:inline>
+        </w:drawing>
+      </w:r>
+    </w:p>
+    <w:p>
+      <w:pPr>
+        <w:pStyle w:val="a9"/>
+      </w:pPr>
+      <w:r>
+        <w:t>Рисунок 2 – Добавление</w:t>
+      </w:r>
+      <w:r>
+        <w:t>/</w:t>
+      </w:r>
+      <w:r>
+        <w:t>обновление нужных зависимостей</w:t>
+      </w:r>
+    </w:p>
+    <w:p>
+      <w:pPr>
+        <w:pStyle w:val="a9"/>
+      </w:pPr>
+    </w:p>
+    <w:p>
+      <w:pPr>
+        <w:pStyle w:val="a9"/>
+      </w:pPr>
+      <w:r>
+        <w:rPr>
+          <w:noProof/>
+        </w:rPr>
+        <w:drawing>
+          <wp:inline distT="0" distB="0" distL="0" distR="0" wp14:anchorId="617820C4" wp14:editId="7E8DA37C">
+            <wp:extent cx="5940425" cy="2777490"/>
+            <wp:effectExtent l="0" t="0" r="3175" b="3810"/>
+            <wp:docPr id="3" name="Рисунок 3"/>
+            <wp:cNvGraphicFramePr>
+              <a:graphicFrameLocks xmlns:a="http://schemas.openxmlformats.org/drawingml/2006/main" noChangeAspect="1"/>
+            </wp:cNvGraphicFramePr>
+            <a:graphic xmlns:a="http://schemas.openxmlformats.org/drawingml/2006/main">
+              <a:graphicData uri="http://schemas.openxmlformats.org/drawingml/2006/picture">
+                <pic:pic xmlns:pic="http://schemas.openxmlformats.org/drawingml/2006/picture">
+                  <pic:nvPicPr>
+                    <pic:cNvPr id="1" name=""/>
+                    <pic:cNvPicPr/>
+                  </pic:nvPicPr>
+                  <pic:blipFill>
+                    <a:blip r:embed="rId12"/>
+                    <a:stretch>
+                      <a:fillRect/>
+                    </a:stretch>
+                  </pic:blipFill>
+                  <pic:spPr>
+                    <a:xfrm>
+                      <a:off x="0" y="0"/>
+                      <a:ext cx="5940425" cy="2777490"/>
+                    </a:xfrm>
+                    <a:prstGeom prst="rect">
+                      <a:avLst/>
+                    </a:prstGeom>
+                  </pic:spPr>
+                </pic:pic>
+              </a:graphicData>
+            </a:graphic>
+          </wp:inline>
+        </w:drawing>
+      </w:r>
+    </w:p>
+    <w:p>
+      <w:pPr>
+        <w:pStyle w:val="a9"/>
+      </w:pPr>
+      <w:r>
+        <w:t>Рисунок 3 – Правка имен пакетов</w:t>
+      </w:r>
+    </w:p>
+    <w:p>
+      <w:pPr>
+        <w:pStyle w:val="a9"/>
+      </w:pPr>
+    </w:p>
+    <w:p>
+      <w:r>
+        <w:t>На рисунк</w:t>
+      </w:r>
+      <w:r>
+        <w:t>ах</w:t>
+      </w:r>
+      <w:r>
+        <w:t xml:space="preserve"> </w:t>
+      </w:r>
+      <w:r>
+        <w:t>4</w:t>
+      </w:r>
+      <w:r>
+        <w:t>-5</w:t>
+      </w:r>
+      <w:r>
+        <w:t xml:space="preserve"> покажем запрос состояния и сущности по идентификатору</w:t>
+      </w:r>
+      <w:r>
+        <w:t xml:space="preserve"> через документацию </w:t>
+      </w:r>
+      <w:r>
+        <w:rPr>
+          <w:lang w:val="en-US"/>
+        </w:rPr>
+        <w:t>java</w:t>
+      </w:r>
+      <w:r>
+        <w:t xml:space="preserve"> - </w:t>
+      </w:r>
+      <w:proofErr w:type="spellStart"/>
+      <w:r>
+        <w:rPr>
+          <w:lang w:val="en-US"/>
+        </w:rPr>
+        <w:t>javaDoc</w:t>
+      </w:r>
+      <w:proofErr w:type="spellEnd"/>
+    </w:p>
+    <w:p>
+      <w:pPr>
+        <w:pStyle w:val="a9"/>
+      </w:pPr>
+      <w:r>
+        <w:rPr>
+          <w:noProof/>
+        </w:rPr>
+        <w:lastRenderedPageBreak/>
+        <w:drawing>
+          <wp:inline distT="0" distB="0" distL="0" distR="0" wp14:anchorId="72CBB389" wp14:editId="7387D69D">
+            <wp:extent cx="3743325" cy="5700419"/>
+            <wp:effectExtent l="0" t="0" r="0" b="0"/>
+            <wp:docPr id="7" name="Рисунок 7"/>
+            <wp:cNvGraphicFramePr>
+              <a:graphicFrameLocks xmlns:a="http://schemas.openxmlformats.org/drawingml/2006/main" noChangeAspect="1"/>
+            </wp:cNvGraphicFramePr>
+            <a:graphic xmlns:a="http://schemas.openxmlformats.org/drawingml/2006/main">
+              <a:graphicData uri="http://schemas.openxmlformats.org/drawingml/2006/picture">
+                <pic:pic xmlns:pic="http://schemas.openxmlformats.org/drawingml/2006/picture">
+                  <pic:nvPicPr>
+                    <pic:cNvPr id="1" name=""/>
+                    <pic:cNvPicPr/>
+                  </pic:nvPicPr>
+                  <pic:blipFill>
+                    <a:blip r:embed="rId13"/>
+                    <a:stretch>
+                      <a:fillRect/>
+                    </a:stretch>
+                  </pic:blipFill>
+                  <pic:spPr>
+                    <a:xfrm>
+                      <a:off x="0" y="0"/>
+                      <a:ext cx="3745497" cy="5703727"/>
+                    </a:xfrm>
+                    <a:prstGeom prst="rect">
+                      <a:avLst/>
+                    </a:prstGeom>
+                  </pic:spPr>
+                </pic:pic>
+              </a:graphicData>
+            </a:graphic>
+          </wp:inline>
+        </w:drawing>
+      </w:r>
+    </w:p>
+    <w:p>
+      <w:pPr>
+        <w:pStyle w:val="a9"/>
+        <w:rPr>
+          <w:lang w:val="en-US"/>
+        </w:rPr>
+      </w:pPr>
+      <w:r>
+        <w:t xml:space="preserve">Рисунок 4 – </w:t>
+      </w:r>
+      <w:r>
+        <w:t xml:space="preserve">Создание </w:t>
+      </w:r>
+      <w:proofErr w:type="spellStart"/>
+      <w:r>
+        <w:rPr>
+          <w:lang w:val="en-US"/>
+        </w:rPr>
+        <w:t>javaDoc</w:t>
+      </w:r>
+      <w:proofErr w:type="spellEnd"/>
+    </w:p>
+    <w:p>
+      <w:pPr>
+        <w:pStyle w:val="a9"/>
+      </w:pPr>
+      <w:r>
+        <w:rPr>
+          <w:noProof/>
+        </w:rPr>
+        <w:drawing>
+          <wp:inline distT="0" distB="0" distL="0" distR="0" wp14:anchorId="5B827AE6" wp14:editId="197F19DA">
+            <wp:extent cx="6010107" cy="1752600"/>
+            <wp:effectExtent l="0" t="0" r="0" b="0"/>
+            <wp:docPr id="8" name="Рисунок 8"/>
+            <wp:cNvGraphicFramePr>
+              <a:graphicFrameLocks xmlns:a="http://schemas.openxmlformats.org/drawingml/2006/main" noChangeAspect="1"/>
+            </wp:cNvGraphicFramePr>
+            <a:graphic xmlns:a="http://schemas.openxmlformats.org/drawingml/2006/main">
+              <a:graphicData uri="http://schemas.openxmlformats.org/drawingml/2006/picture">
+                <pic:pic xmlns:pic="http://schemas.openxmlformats.org/drawingml/2006/picture">
+                  <pic:nvPicPr>
+                    <pic:cNvPr id="1" name=""/>
+                    <pic:cNvPicPr/>
+                  </pic:nvPicPr>
+                  <pic:blipFill>
+                    <a:blip r:embed="rId14"/>
+                    <a:stretch>
+                      <a:fillRect/>
+                    </a:stretch>
+                  </pic:blipFill>
+                  <pic:spPr>
+                    <a:xfrm>
+                      <a:off x="0" y="0"/>
+                      <a:ext cx="6015520" cy="1754179"/>
+                    </a:xfrm>
+                    <a:prstGeom prst="rect">
+                      <a:avLst/>
+                    </a:prstGeom>
+                  </pic:spPr>
+                </pic:pic>
+              </a:graphicData>
+            </a:graphic>
+          </wp:inline>
+        </w:drawing>
+      </w:r>
+    </w:p>
+    <w:p>
+      <w:pPr>
+        <w:pStyle w:val="a9"/>
+      </w:pPr>
+      <w:r>
+        <w:t xml:space="preserve">Рисунок 5 – Документация </w:t>
+      </w:r>
+      <w:r>
+        <w:t>запрос</w:t>
+      </w:r>
+      <w:r>
+        <w:t>ов</w:t>
+      </w:r>
+      <w:r>
+        <w:t xml:space="preserve"> состояния и сущности по идентификатору</w:t>
+      </w:r>
+    </w:p>
+    <w:p>
+      <w:pPr>
+        <w:pStyle w:val="a9"/>
+        <w:jc w:val="both"/>
+      </w:pPr>
+    </w:p>
+    <w:p>
+      <w:pPr>
+        <w:pStyle w:val="a9"/>
+        <w:rPr>
+          <w:lang w:val="en-US"/>
+        </w:rPr>
+      </w:pPr>
+      <w:r>
+        <w:rPr>
+          <w:noProof/>
+        </w:rPr>
+        <w:lastRenderedPageBreak/>
+        <w:drawing>
+          <wp:inline distT="0" distB="0" distL="0" distR="0" wp14:anchorId="42E7F468" wp14:editId="7A719EA0">
+            <wp:extent cx="5940425" cy="2354580"/>
+            <wp:effectExtent l="0" t="0" r="3175" b="7620"/>
+            <wp:docPr id="4" name="Рисунок 4"/>
+            <wp:cNvGraphicFramePr>
+              <a:graphicFrameLocks xmlns:a="http://schemas.openxmlformats.org/drawingml/2006/main" noChangeAspect="1"/>
+            </wp:cNvGraphicFramePr>
+            <a:graphic xmlns:a="http://schemas.openxmlformats.org/drawingml/2006/main">
+              <a:graphicData uri="http://schemas.openxmlformats.org/drawingml/2006/picture">
+                <pic:pic xmlns:pic="http://schemas.openxmlformats.org/drawingml/2006/picture">
+                  <pic:nvPicPr>
+                    <pic:cNvPr id="1" name=""/>
+                    <pic:cNvPicPr/>
+                  </pic:nvPicPr>
+                  <pic:blipFill>
+                    <a:blip r:embed="rId15"/>
+                    <a:stretch>
+                      <a:fillRect/>
+                    </a:stretch>
+                  </pic:blipFill>
+                  <pic:spPr>
+                    <a:xfrm>
+                      <a:off x="0" y="0"/>
+                      <a:ext cx="5940425" cy="2354580"/>
+                    </a:xfrm>
+                    <a:prstGeom prst="rect">
+                      <a:avLst/>
+                    </a:prstGeom>
+                  </pic:spPr>
+                </pic:pic>
+              </a:graphicData>
+            </a:graphic>
+          </wp:inline>
+        </w:drawing>
+      </w:r>
+    </w:p>
+    <w:p>
+      <w:pPr>
+        <w:pStyle w:val="a9"/>
+      </w:pPr>
+      <w:r>
+        <w:t xml:space="preserve">Рисунок </w:t>
+      </w:r>
+      <w:r>
+        <w:t>6</w:t>
+      </w:r>
+      <w:r>
+        <w:t xml:space="preserve"> – Запуск приложения на сервер 8080</w:t>
+      </w:r>
+    </w:p>
+    <w:p>
+      <w:pPr>
+        <w:pStyle w:val="a9"/>
+      </w:pPr>
+    </w:p>
+    <w:p>
+      <w:pPr>
+        <w:pStyle w:val="a9"/>
+      </w:pPr>
+      <w:r>
+        <w:rPr>
+          <w:noProof/>
+        </w:rPr>
+        <w:drawing>
+          <wp:inline distT="0" distB="0" distL="0" distR="0" wp14:anchorId="19AD9E4A" wp14:editId="0271AB64">
+            <wp:extent cx="5940425" cy="1674495"/>
+            <wp:effectExtent l="0" t="0" r="3175" b="1905"/>
+            <wp:docPr id="9" name="Рисунок 9"/>
+            <wp:cNvGraphicFramePr>
+              <a:graphicFrameLocks xmlns:a="http://schemas.openxmlformats.org/drawingml/2006/main" noChangeAspect="1"/>
+            </wp:cNvGraphicFramePr>
+            <a:graphic xmlns:a="http://schemas.openxmlformats.org/drawingml/2006/main">
+              <a:graphicData uri="http://schemas.openxmlformats.org/drawingml/2006/picture">
+                <pic:pic xmlns:pic="http://schemas.openxmlformats.org/drawingml/2006/picture">
+                  <pic:nvPicPr>
+                    <pic:cNvPr id="1" name=""/>
+                    <pic:cNvPicPr/>
+                  </pic:nvPicPr>
+                  <pic:blipFill>
+                    <a:blip r:embed="rId16"/>
+                    <a:stretch>
+                      <a:fillRect/>
+                    </a:stretch>
+                  </pic:blipFill>
+                  <pic:spPr>
+                    <a:xfrm>
+                      <a:off x="0" y="0"/>
+                      <a:ext cx="5940425" cy="1674495"/>
+                    </a:xfrm>
+                    <a:prstGeom prst="rect">
+                      <a:avLst/>
+                    </a:prstGeom>
+                  </pic:spPr>
+                </pic:pic>
+              </a:graphicData>
+            </a:graphic>
+          </wp:inline>
+        </w:drawing>
+      </w:r>
+    </w:p>
+    <w:p>
+      <w:pPr>
+        <w:pStyle w:val="a9"/>
+      </w:pPr>
+      <w:r>
+        <w:t xml:space="preserve">Рисунок </w:t>
+      </w:r>
+      <w:r>
+        <w:t>7</w:t>
+      </w:r>
+      <w:r>
+        <w:t xml:space="preserve"> – Запрос сущности по идентификатору</w:t>
+      </w:r>
+    </w:p>
+    <w:p>
+      <w:pPr>
+        <w:pStyle w:val="a9"/>
+      </w:pPr>
+    </w:p>
+    <w:p>
+      <w:pPr>
+        <w:pStyle w:val="a9"/>
+      </w:pPr>
+    </w:p>
+    <w:p>
+      <w:pPr>
+        <w:pStyle w:val="a9"/>
+        <w:rPr>
+          <w:lang w:val="en-US"/>
+        </w:rPr>
+      </w:pPr>
+      <w:r>
+        <w:rPr>
+          <w:noProof/>
+          <w:lang w:val="en-US"/>
+        </w:rPr>
+        <w:drawing>
+          <wp:inline distT="0" distB="0" distL="0" distR="0" wp14:anchorId="0C9DCB79" wp14:editId="3961C23B">
+            <wp:extent cx="5940425" cy="1363980"/>
+            <wp:effectExtent l="0" t="0" r="3175" b="7620"/>
+            <wp:docPr id="10" name="Рисунок 10"/>
+            <wp:cNvGraphicFramePr>
+              <a:graphicFrameLocks xmlns:a="http://schemas.openxmlformats.org/drawingml/2006/main" noChangeAspect="1"/>
+            </wp:cNvGraphicFramePr>
+            <a:graphic xmlns:a="http://schemas.openxmlformats.org/drawingml/2006/main">
+              <a:graphicData uri="http://schemas.openxmlformats.org/drawingml/2006/picture">
+                <pic:pic xmlns:pic="http://schemas.openxmlformats.org/drawingml/2006/picture">
+                  <pic:nvPicPr>
+                    <pic:cNvPr id="1" name=""/>
+                    <pic:cNvPicPr/>
+                  </pic:nvPicPr>
+                  <pic:blipFill>
+                    <a:blip r:embed="rId17"/>
+                    <a:stretch>
+                      <a:fillRect/>
+                    </a:stretch>
+                  </pic:blipFill>
+                  <pic:spPr>
+                    <a:xfrm>
+                      <a:off x="0" y="0"/>
+                      <a:ext cx="5940425" cy="1363980"/>
+                    </a:xfrm>
+                    <a:prstGeom prst="rect">
+                      <a:avLst/>
+                    </a:prstGeom>
+                  </pic:spPr>
+                </pic:pic>
+              </a:graphicData>
+            </a:graphic>
+          </wp:inline>
+        </w:drawing>
+      </w:r>
+    </w:p>
+    <w:p>
+      <w:pPr>
+        <w:pStyle w:val="a9"/>
+      </w:pPr>
+      <w:r>
+        <w:t xml:space="preserve">Рисунок </w:t>
+      </w:r>
+      <w:r>
+        <w:t>8</w:t>
+      </w:r>
+      <w:r>
+        <w:t xml:space="preserve"> – Фамилия в </w:t>
+      </w:r>
+      <w:proofErr w:type="spellStart"/>
+      <w:r>
+        <w:rPr>
+          <w:lang w:val="en-US"/>
+        </w:rPr>
+        <w:t>shadowJar</w:t>
+      </w:r>
+      <w:proofErr w:type="spellEnd"/>
+      <w:r>
+        <w:t xml:space="preserve"> </w:t>
+      </w:r>
+      <w:r>
+        <w:t xml:space="preserve">в </w:t>
+      </w:r>
+      <w:proofErr w:type="spellStart"/>
+      <w:r>
+        <w:rPr>
+          <w:lang w:val="en-US"/>
+        </w:rPr>
+        <w:t>buildGradle</w:t>
+      </w:r>
+      <w:proofErr w:type="spellEnd"/>
+    </w:p>
+    <w:p>
+      <w:pPr>
+        <w:pStyle w:val="a9"/>
+      </w:pPr>
+    </w:p>
+    <w:p>
+      <w:pPr>
+        <w:pStyle w:val="a9"/>
+      </w:pPr>
+      <w:r>
+        <w:rPr>
+          <w:noProof/>
+        </w:rPr>
+        <w:lastRenderedPageBreak/>
+        <w:drawing>
+          <wp:inline distT="0" distB="0" distL="0" distR="0" wp14:anchorId="14188144" wp14:editId="5DB5F192">
+            <wp:extent cx="5940425" cy="2637790"/>
+            <wp:effectExtent l="0" t="0" r="3175" b="0"/>
+            <wp:docPr id="11" name="Рисунок 11"/>
+            <wp:cNvGraphicFramePr>
+              <a:graphicFrameLocks xmlns:a="http://schemas.openxmlformats.org/drawingml/2006/main" noChangeAspect="1"/>
+            </wp:cNvGraphicFramePr>
+            <a:graphic xmlns:a="http://schemas.openxmlformats.org/drawingml/2006/main">
+              <a:graphicData uri="http://schemas.openxmlformats.org/drawingml/2006/picture">
+                <pic:pic xmlns:pic="http://schemas.openxmlformats.org/drawingml/2006/picture">
+                  <pic:nvPicPr>
+                    <pic:cNvPr id="1" name=""/>
+                    <pic:cNvPicPr/>
+                  </pic:nvPicPr>
+                  <pic:blipFill>
+                    <a:blip r:embed="rId18"/>
+                    <a:stretch>
+                      <a:fillRect/>
+                    </a:stretch>
+                  </pic:blipFill>
+                  <pic:spPr>
+                    <a:xfrm>
+                      <a:off x="0" y="0"/>
+                      <a:ext cx="5940425" cy="2637790"/>
+                    </a:xfrm>
+                    <a:prstGeom prst="rect">
+                      <a:avLst/>
+                    </a:prstGeom>
+                  </pic:spPr>
+                </pic:pic>
+              </a:graphicData>
+            </a:graphic>
+          </wp:inline>
+        </w:drawing>
+      </w:r>
+    </w:p>
+    <w:p>
+      <w:pPr>
+        <w:pStyle w:val="a9"/>
+        <w:rPr>
+          <w:lang w:val="en-US"/>
+        </w:rPr>
+      </w:pPr>
+      <w:r>
+        <w:t xml:space="preserve">Рисунок </w:t>
+      </w:r>
+      <w:r>
+        <w:t>9</w:t>
+      </w:r>
+      <w:r>
+        <w:t xml:space="preserve"> </w:t>
+      </w:r>
+      <w:r>
+        <w:t xml:space="preserve">- </w:t>
+      </w:r>
+      <w:proofErr w:type="spellStart"/>
+      <w:r>
+        <w:rPr>
+          <w:lang w:val="en-US"/>
+        </w:rPr>
+        <w:t>CheckstyleMain</w:t>
+      </w:r>
+      <w:proofErr w:type="spellEnd"/>
     </w:p>
     <w:p>
       <w:pPr>
@@ -2337,49 +3011,363 @@
       <w:bookmarkEnd w:id="4"/>
     </w:p>
     <w:p>
-      <w:r>
-        <w:t xml:space="preserve">1. Чем компиляция отличается от сборки? </w:t>
-      </w:r>
-    </w:p>
-    <w:p>
-      <w:r>
-        <w:t xml:space="preserve">2. Что такое система сборки? </w:t>
-      </w:r>
-    </w:p>
-    <w:p>
-      <w:r>
-        <w:t xml:space="preserve">3. Что такое репозиторий? </w:t>
-      </w:r>
-    </w:p>
-    <w:p>
-      <w:r>
-        <w:t xml:space="preserve">4. Как указать зависимости проекта? </w:t>
-      </w:r>
-    </w:p>
-    <w:p>
-      <w:r>
-        <w:t xml:space="preserve">5. Что такое </w:t>
+      <w:pPr>
+        <w:pStyle w:val="a4"/>
+        <w:numPr>
+          <w:ilvl w:val="0"/>
+          <w:numId w:val="33"/>
+        </w:numPr>
+      </w:pPr>
+      <w:r>
+        <w:t xml:space="preserve">Чем компиляция отличается от сборки? </w:t>
+      </w:r>
+    </w:p>
+    <w:p>
+      <w:pPr>
+        <w:ind w:firstLine="708"/>
+      </w:pPr>
+      <w:r>
+        <w:t xml:space="preserve">Компиляция – это процесс преобразования исходного кода в машинный код или промежуточный код (например, байт-код для </w:t>
+      </w:r>
+      <w:r>
+        <w:rPr>
+          <w:lang w:val="en-US"/>
+        </w:rPr>
+        <w:t>Java</w:t>
+      </w:r>
+      <w:r>
+        <w:t>)</w:t>
+      </w:r>
+      <w:r>
+        <w:t>. Компилятор выполняет синтаксический анализ генерацию и оптимизацию кода.</w:t>
+      </w:r>
+    </w:p>
+    <w:p>
+      <w:pPr>
+        <w:ind w:firstLine="708"/>
+      </w:pPr>
+      <w:r>
+        <w:t xml:space="preserve">Сборка – это более широкий процесс, который включает в себя компиляцию, а также другие этапы, такие как линковка (связывание объектных файлов), упаковка в архив (например, </w:t>
+      </w:r>
+      <w:r>
+        <w:rPr>
+          <w:lang w:val="en-US"/>
+        </w:rPr>
+        <w:t>Jar</w:t>
+      </w:r>
+      <w:r>
+        <w:t>)</w:t>
+      </w:r>
+      <w:r>
+        <w:t>, выполнение тестов, копирование ресурсов и т.д. Сборка создает готовый к использованию продукт.</w:t>
+      </w:r>
+    </w:p>
+    <w:p>
+      <w:pPr>
+        <w:pStyle w:val="a4"/>
+        <w:numPr>
+          <w:ilvl w:val="0"/>
+          <w:numId w:val="33"/>
+        </w:numPr>
+      </w:pPr>
+      <w:r>
+        <w:t xml:space="preserve">Что такое система сборки? </w:t>
+      </w:r>
+    </w:p>
+    <w:p>
+      <w:pPr>
+        <w:rPr>
+          <w:lang w:val="en-US"/>
+        </w:rPr>
+      </w:pPr>
+      <w:r>
+        <w:t xml:space="preserve">Система сборки – это инструмент, который автоматизирует процесс сборки программного проекта. Она управляет компиляцией, линковкой, упаковкой, тестированием и другими задачами. </w:t>
+      </w:r>
+    </w:p>
+    <w:p>
+      <w:pPr>
+        <w:pStyle w:val="a4"/>
+        <w:numPr>
+          <w:ilvl w:val="0"/>
+          <w:numId w:val="33"/>
+        </w:numPr>
+      </w:pPr>
+      <w:r>
+        <w:t xml:space="preserve">Что такое репозиторий? </w:t>
+      </w:r>
+    </w:p>
+    <w:p>
+      <w:r>
+        <w:t>Репозиторий – это хранилище, где хранится исходный код проекта, а также его метаданные (например, история изменений, версии, зависимости). Репозитории бывают:</w:t>
+      </w:r>
+    </w:p>
+    <w:p>
+      <w:pPr>
+        <w:pStyle w:val="a4"/>
+        <w:numPr>
+          <w:ilvl w:val="0"/>
+          <w:numId w:val="36"/>
+        </w:numPr>
+      </w:pPr>
+      <w:r>
+        <w:t>Локальный репозиторий</w:t>
+      </w:r>
+    </w:p>
+    <w:p>
+      <w:pPr>
+        <w:pStyle w:val="a4"/>
+        <w:numPr>
+          <w:ilvl w:val="0"/>
+          <w:numId w:val="36"/>
+        </w:numPr>
+      </w:pPr>
+      <w:r>
+        <w:t>Удаленный репозиторий</w:t>
+      </w:r>
+    </w:p>
+    <w:p>
+      <w:pPr>
+        <w:pStyle w:val="a4"/>
+        <w:numPr>
+          <w:ilvl w:val="0"/>
+          <w:numId w:val="33"/>
+        </w:numPr>
+      </w:pPr>
+      <w:r>
+        <w:t xml:space="preserve">Как указать зависимости проекта? </w:t>
+      </w:r>
+    </w:p>
+    <w:p>
+      <w:pPr>
+        <w:ind w:firstLine="708"/>
+      </w:pPr>
+      <w:r>
+        <w:t xml:space="preserve">Зависимости проекта указываются в конфигурационных файлах, </w:t>
       </w:r>
       <w:proofErr w:type="spellStart"/>
       <w:r>
+        <w:t>кооторые</w:t>
+      </w:r>
+      <w:proofErr w:type="spellEnd"/>
+      <w:r>
+        <w:t xml:space="preserve"> используются системой сборки. Например:</w:t>
+      </w:r>
+    </w:p>
+    <w:p>
+      <w:pPr>
+        <w:ind w:firstLine="0"/>
+      </w:pPr>
+      <w:r>
+        <w:tab/>
+        <w:t xml:space="preserve">В </w:t>
+      </w:r>
+      <w:r>
+        <w:rPr>
+          <w:lang w:val="en-US"/>
+        </w:rPr>
+        <w:t>Gradle</w:t>
+      </w:r>
+      <w:r>
+        <w:t xml:space="preserve"> </w:t>
+      </w:r>
+      <w:r>
+        <w:t xml:space="preserve">зависимости указываются в файле </w:t>
+      </w:r>
+      <w:proofErr w:type="gramStart"/>
+      <w:r>
+        <w:rPr>
+          <w:lang w:val="en-US"/>
+        </w:rPr>
+        <w:t>build</w:t>
+      </w:r>
+      <w:r>
+        <w:t>.</w:t>
+      </w:r>
+      <w:proofErr w:type="spellStart"/>
+      <w:r>
+        <w:rPr>
+          <w:lang w:val="en-US"/>
+        </w:rPr>
         <w:t>gradle</w:t>
       </w:r>
       <w:proofErr w:type="spellEnd"/>
+      <w:proofErr w:type="gramEnd"/>
+      <w:r>
+        <w:t xml:space="preserve"> </w:t>
+      </w:r>
+      <w:r>
+        <w:t>в блоке</w:t>
+      </w:r>
+    </w:p>
+    <w:p>
+      <w:pPr>
+        <w:ind w:firstLine="0"/>
+        <w:rPr>
+          <w:lang w:val="en-US"/>
+        </w:rPr>
+      </w:pPr>
+      <w:r>
+        <w:rPr>
+          <w:lang w:val="en-US"/>
+        </w:rPr>
+        <w:t>Dependencies</w:t>
+      </w:r>
+    </w:p>
+    <w:p>
+      <w:pPr>
+        <w:ind w:firstLine="0"/>
+        <w:rPr>
+          <w:lang w:val="en-US"/>
+        </w:rPr>
+      </w:pPr>
+    </w:p>
+    <w:p>
+      <w:pPr>
+        <w:pStyle w:val="a4"/>
+        <w:numPr>
+          <w:ilvl w:val="0"/>
+          <w:numId w:val="33"/>
+        </w:numPr>
+      </w:pPr>
+      <w:r>
+        <w:lastRenderedPageBreak/>
+        <w:t xml:space="preserve">Что такое </w:t>
+      </w:r>
+      <w:proofErr w:type="spellStart"/>
+      <w:r>
+        <w:t>gradle</w:t>
+      </w:r>
+      <w:proofErr w:type="spellEnd"/>
       <w:r>
         <w:t xml:space="preserve">? </w:t>
       </w:r>
     </w:p>
     <w:p>
-      <w:r>
-        <w:t xml:space="preserve">6. Что такое </w:t>
+      <w:pPr>
+        <w:ind w:firstLine="708"/>
+      </w:pPr>
+      <w:r>
+        <w:rPr>
+          <w:lang w:val="en-US"/>
+        </w:rPr>
+        <w:t>Grandle</w:t>
+      </w:r>
+      <w:r>
+        <w:t xml:space="preserve"> – </w:t>
+      </w:r>
+      <w:r>
+        <w:t xml:space="preserve">это система сборки с открытым исходным кодом, которая использует </w:t>
       </w:r>
       <w:proofErr w:type="spellStart"/>
       <w:r>
+        <w:rPr>
+          <w:lang w:val="en-US"/>
+        </w:rPr>
+        <w:t>Grovy</w:t>
+      </w:r>
+      <w:proofErr w:type="spellEnd"/>
+      <w:r>
+        <w:t xml:space="preserve"> </w:t>
+      </w:r>
+      <w:r>
+        <w:t xml:space="preserve">или </w:t>
+      </w:r>
+      <w:r>
+        <w:rPr>
+          <w:lang w:val="en-US"/>
+        </w:rPr>
+        <w:t>Kotlin</w:t>
+      </w:r>
+      <w:r>
+        <w:t xml:space="preserve"> </w:t>
+      </w:r>
+      <w:r>
+        <w:rPr>
+          <w:lang w:val="en-US"/>
+        </w:rPr>
+        <w:t>DSL</w:t>
+      </w:r>
+      <w:r>
+        <w:t xml:space="preserve"> </w:t>
+      </w:r>
+      <w:r>
+        <w:t>для написания скриптов сборки.</w:t>
+      </w:r>
+    </w:p>
+    <w:p>
+      <w:pPr>
+        <w:pStyle w:val="a4"/>
+        <w:numPr>
+          <w:ilvl w:val="0"/>
+          <w:numId w:val="33"/>
+        </w:numPr>
+      </w:pPr>
+      <w:r>
+        <w:t xml:space="preserve">Что такое </w:t>
+      </w:r>
+      <w:proofErr w:type="spellStart"/>
+      <w:r>
         <w:t>maven</w:t>
       </w:r>
       <w:proofErr w:type="spellEnd"/>
       <w:r>
         <w:t xml:space="preserve">? </w:t>
+      </w:r>
+    </w:p>
+    <w:p>
+      <w:pPr>
+        <w:ind w:firstLine="432"/>
+      </w:pPr>
+      <w:r>
+        <w:rPr>
+          <w:lang w:val="en-US"/>
+        </w:rPr>
+        <w:t>Maven</w:t>
+      </w:r>
+      <w:r>
+        <w:t xml:space="preserve"> –</w:t>
+      </w:r>
+      <w:r>
+        <w:t xml:space="preserve"> это система сборки и управления зависимостями для </w:t>
+      </w:r>
+      <w:r>
+        <w:rPr>
+          <w:lang w:val="en-US"/>
+        </w:rPr>
+        <w:t>Java</w:t>
+      </w:r>
+      <w:r>
+        <w:t xml:space="preserve">-проектов. Она использует </w:t>
+      </w:r>
+      <w:r>
+        <w:rPr>
+          <w:lang w:val="en-US"/>
+        </w:rPr>
+        <w:t>XML</w:t>
+      </w:r>
+      <w:r>
+        <w:t>-файл(</w:t>
+      </w:r>
+      <w:r>
+        <w:rPr>
+          <w:lang w:val="en-US"/>
+        </w:rPr>
+        <w:t>pom</w:t>
+      </w:r>
+      <w:r>
+        <w:t>.</w:t>
+      </w:r>
+      <w:r>
+        <w:rPr>
+          <w:lang w:val="en-US"/>
+        </w:rPr>
+        <w:t>xml</w:t>
+      </w:r>
+      <w:r>
+        <w:t>)</w:t>
+      </w:r>
+      <w:r>
+        <w:t xml:space="preserve"> для описания конфигурации проекта, зависимостей и этапов сборки. </w:t>
       </w:r>
       <w:r>
         <w:br w:type="page"/>
@@ -2399,14 +3387,48 @@
       <w:bookmarkEnd w:id="6"/>
     </w:p>
     <w:p>
-      <w:pPr>
-        <w:spacing w:line="259" w:lineRule="auto"/>
-        <w:ind w:firstLine="0"/>
-        <w:jc w:val="left"/>
-      </w:pPr>
+      <w:r>
+        <w:t xml:space="preserve">В ходе полученный работы мы изучили систему сборки </w:t>
+      </w:r>
+      <w:proofErr w:type="spellStart"/>
+      <w:r>
+        <w:rPr>
+          <w:lang w:val="en-US"/>
+        </w:rPr>
+        <w:t>gradle</w:t>
+      </w:r>
+      <w:proofErr w:type="spellEnd"/>
+      <w:r>
+        <w:t xml:space="preserve">. </w:t>
+      </w:r>
+      <w:r>
+        <w:t xml:space="preserve">Покопались во внутренних настройках проекта в </w:t>
+      </w:r>
+      <w:proofErr w:type="spellStart"/>
+      <w:proofErr w:type="gramStart"/>
+      <w:r>
+        <w:t>build.gradle</w:t>
+      </w:r>
+      <w:proofErr w:type="spellEnd"/>
+      <w:proofErr w:type="gramEnd"/>
+      <w:r>
+        <w:t xml:space="preserve">, узнали, что такое зависимости, артефакты, плагины и исправили недочеты. Также мы реализовали запрос на состояние по идентификатору, путем </w:t>
+      </w:r>
+      <w:r>
+        <w:rPr>
+          <w:lang w:val="en-US"/>
+        </w:rPr>
+        <w:t>get</w:t>
+      </w:r>
+      <w:r>
+        <w:t xml:space="preserve"> </w:t>
+      </w:r>
+      <w:r>
+        <w:t>запросу.</w:t>
+      </w:r>
     </w:p>
     <w:sectPr>
-      <w:footerReference w:type="default" r:id="rId10"/>
+      <w:footerReference w:type="default" r:id="rId19"/>
       <w:pgSz w:w="11906" w:h="16838"/>
       <w:pgMar w:top="1134" w:right="850" w:bottom="1134" w:left="1701" w:header="708" w:footer="708" w:gutter="0"/>
       <w:cols w:space="708"/>
@@ -4210,6 +5232,119 @@
     </w:lvl>
   </w:abstractNum>
   <w:abstractNum w:abstractNumId="18" w15:restartNumberingAfterBreak="0">
+    <w:nsid w:val="644E6225"/>
+    <w:multiLevelType w:val="hybridMultilevel"/>
+    <w:tmpl w:val="C2C4823A"/>
+    <w:lvl w:ilvl="0" w:tplc="04190001">
+      <w:start w:val="1"/>
+      <w:numFmt w:val="bullet"/>
+      <w:lvlText w:val=""/>
+      <w:lvlJc w:val="left"/>
+      <w:pPr>
+        <w:ind w:left="720" w:hanging="360"/>
+      </w:pPr>
+      <w:rPr>
+        <w:rFonts w:ascii="Symbol" w:hAnsi="Symbol" w:hint="default"/>
+      </w:rPr>
+    </w:lvl>
+    <w:lvl w:ilvl="1" w:tplc="04190003" w:tentative="1">
+      <w:start w:val="1"/>
+      <w:numFmt w:val="bullet"/>
+      <w:lvlText w:val="o"/>
+      <w:lvlJc w:val="left"/>
+      <w:pPr>
+        <w:ind w:left="1440" w:hanging="360"/>
+      </w:pPr>
+      <w:rPr>
+        <w:rFonts w:ascii="Courier New" w:hAnsi="Courier New" w:cs="Courier New" w:hint="default"/>
+      </w:rPr>
+    </w:lvl>
+    <w:lvl w:ilvl="2" w:tplc="04190005" w:tentative="1">
+      <w:start w:val="1"/>
+      <w:numFmt w:val="bullet"/>
+      <w:lvlText w:val=""/>
+      <w:lvlJc w:val="left"/>
+      <w:pPr>
+        <w:ind w:left="2160" w:hanging="360"/>
+      </w:pPr>
+      <w:rPr>
+        <w:rFonts w:ascii="Wingdings" w:hAnsi="Wingdings" w:hint="default"/>
+      </w:rPr>
+    </w:lvl>
+    <w:lvl w:ilvl="3" w:tplc="04190001" w:tentative="1">
+      <w:start w:val="1"/>
+      <w:numFmt w:val="bullet"/>
+      <w:lvlText w:val=""/>
+      <w:lvlJc w:val="left"/>
+      <w:pPr>
+        <w:ind w:left="2880" w:hanging="360"/>
+      </w:pPr>
+      <w:rPr>
+        <w:rFonts w:ascii="Symbol" w:hAnsi="Symbol" w:hint="default"/>
+      </w:rPr>
+    </w:lvl>
+    <w:lvl w:ilvl="4" w:tplc="04190003" w:tentative="1">
+      <w:start w:val="1"/>
+      <w:numFmt w:val="bullet"/>
+      <w:lvlText w:val="o"/>
+      <w:lvlJc w:val="left"/>
+      <w:pPr>
+        <w:ind w:left="3600" w:hanging="360"/>
+      </w:pPr>
+      <w:rPr>
+        <w:rFonts w:ascii="Courier New" w:hAnsi="Courier New" w:cs="Courier New" w:hint="default"/>
+      </w:rPr>
+    </w:lvl>
+    <w:lvl w:ilvl="5" w:tplc="04190005" w:tentative="1">
+      <w:start w:val="1"/>
+      <w:numFmt w:val="bullet"/>
+      <w:lvlText w:val=""/>
+      <w:lvlJc w:val="left"/>
+      <w:pPr>
+        <w:ind w:left="4320" w:hanging="360"/>
+      </w:pPr>
+      <w:rPr>
+        <w:rFonts w:ascii="Wingdings" w:hAnsi="Wingdings" w:hint="default"/>
+      </w:rPr>
+    </w:lvl>
+    <w:lvl w:ilvl="6" w:tplc="04190001" w:tentative="1">
+      <w:start w:val="1"/>
+      <w:numFmt w:val="bullet"/>
+      <w:lvlText w:val=""/>
+      <w:lvlJc w:val="left"/>
+      <w:pPr>
+        <w:ind w:left="5040" w:hanging="360"/>
+      </w:pPr>
+      <w:rPr>
+        <w:rFonts w:ascii="Symbol" w:hAnsi="Symbol" w:hint="default"/>
+      </w:rPr>
+    </w:lvl>
+    <w:lvl w:ilvl="7" w:tplc="04190003" w:tentative="1">
+      <w:start w:val="1"/>
+      <w:numFmt w:val="bullet"/>
+      <w:lvlText w:val="o"/>
+      <w:lvlJc w:val="left"/>
+      <w:pPr>
+        <w:ind w:left="5760" w:hanging="360"/>
+      </w:pPr>
+      <w:rPr>
+        <w:rFonts w:ascii="Courier New" w:hAnsi="Courier New" w:cs="Courier New" w:hint="default"/>
+      </w:rPr>
+    </w:lvl>
+    <w:lvl w:ilvl="8" w:tplc="04190005" w:tentative="1">
+      <w:start w:val="1"/>
+      <w:numFmt w:val="bullet"/>
+      <w:lvlText w:val=""/>
+      <w:lvlJc w:val="left"/>
+      <w:pPr>
+        <w:ind w:left="6480" w:hanging="360"/>
+      </w:pPr>
+      <w:rPr>
+        <w:rFonts w:ascii="Wingdings" w:hAnsi="Wingdings" w:hint="default"/>
+      </w:rPr>
+    </w:lvl>
+  </w:abstractNum>
+  <w:abstractNum w:abstractNumId="19" w15:restartNumberingAfterBreak="0">
     <w:nsid w:val="64740791"/>
     <w:multiLevelType w:val="hybridMultilevel"/>
     <w:tmpl w:val="E4A66E10"/>
@@ -4295,7 +5430,7 @@
       </w:pPr>
     </w:lvl>
   </w:abstractNum>
-  <w:abstractNum w:abstractNumId="19" w15:restartNumberingAfterBreak="0">
+  <w:abstractNum w:abstractNumId="20" w15:restartNumberingAfterBreak="0">
     <w:nsid w:val="64AD1F6B"/>
     <w:multiLevelType w:val="hybridMultilevel"/>
     <w:tmpl w:val="C08EBC44"/>
@@ -4384,7 +5519,7 @@
       </w:pPr>
     </w:lvl>
   </w:abstractNum>
-  <w:abstractNum w:abstractNumId="20" w15:restartNumberingAfterBreak="0">
+  <w:abstractNum w:abstractNumId="21" w15:restartNumberingAfterBreak="0">
     <w:nsid w:val="655A7A08"/>
     <w:multiLevelType w:val="multilevel"/>
     <w:tmpl w:val="73A0350C"/>
@@ -4527,7 +5662,96 @@
       </w:pPr>
     </w:lvl>
   </w:abstractNum>
-  <w:abstractNum w:abstractNumId="21" w15:restartNumberingAfterBreak="0">
+  <w:abstractNum w:abstractNumId="22" w15:restartNumberingAfterBreak="0">
+    <w:nsid w:val="666F6E2D"/>
+    <w:multiLevelType w:val="hybridMultilevel"/>
+    <w:tmpl w:val="E2CAEBEA"/>
+    <w:lvl w:ilvl="0" w:tplc="C8C253CA">
+      <w:start w:val="1"/>
+      <w:numFmt w:val="decimal"/>
+      <w:lvlText w:val="%1."/>
+      <w:lvlJc w:val="left"/>
+      <w:pPr>
+        <w:ind w:left="1069" w:hanging="360"/>
+      </w:pPr>
+      <w:rPr>
+        <w:rFonts w:hint="default"/>
+      </w:rPr>
+    </w:lvl>
+    <w:lvl w:ilvl="1" w:tplc="04190019">
+      <w:start w:val="1"/>
+      <w:numFmt w:val="lowerLetter"/>
+      <w:lvlText w:val="%2."/>
+      <w:lvlJc w:val="left"/>
+      <w:pPr>
+        <w:ind w:left="1789" w:hanging="360"/>
+      </w:pPr>
+    </w:lvl>
+    <w:lvl w:ilvl="2" w:tplc="0419001B" w:tentative="1">
+      <w:start w:val="1"/>
+      <w:numFmt w:val="lowerRoman"/>
+      <w:lvlText w:val="%3."/>
+      <w:lvlJc w:val="right"/>
+      <w:pPr>
+        <w:ind w:left="2509" w:hanging="180"/>
+      </w:pPr>
+    </w:lvl>
+    <w:lvl w:ilvl="3" w:tplc="0419000F" w:tentative="1">
+      <w:start w:val="1"/>
+      <w:numFmt w:val="decimal"/>
+      <w:lvlText w:val="%4."/>
+      <w:lvlJc w:val="left"/>
+      <w:pPr>
+        <w:ind w:left="3229" w:hanging="360"/>
+      </w:pPr>
+    </w:lvl>
+    <w:lvl w:ilvl="4" w:tplc="04190019" w:tentative="1">
+      <w:start w:val="1"/>
+      <w:numFmt w:val="lowerLetter"/>
+      <w:lvlText w:val="%5."/>
+      <w:lvlJc w:val="left"/>
+      <w:pPr>
+        <w:ind w:left="3949" w:hanging="360"/>
+      </w:pPr>
+    </w:lvl>
+    <w:lvl w:ilvl="5" w:tplc="0419001B" w:tentative="1">
+      <w:start w:val="1"/>
+      <w:numFmt w:val="lowerRoman"/>
+      <w:lvlText w:val="%6."/>
+      <w:lvlJc w:val="right"/>
+      <w:pPr>
+        <w:ind w:left="4669" w:hanging="180"/>
+      </w:pPr>
+    </w:lvl>
+    <w:lvl w:ilvl="6" w:tplc="0419000F" w:tentative="1">
+      <w:start w:val="1"/>
+      <w:numFmt w:val="decimal"/>
+      <w:lvlText w:val="%7."/>
+      <w:lvlJc w:val="left"/>
+      <w:pPr>
+        <w:ind w:left="5389" w:hanging="360"/>
+      </w:pPr>
+    </w:lvl>
+    <w:lvl w:ilvl="7" w:tplc="04190019" w:tentative="1">
+      <w:start w:val="1"/>
+      <w:numFmt w:val="lowerLetter"/>
+      <w:lvlText w:val="%8."/>
+      <w:lvlJc w:val="left"/>
+      <w:pPr>
+        <w:ind w:left="6109" w:hanging="360"/>
+      </w:pPr>
+    </w:lvl>
+    <w:lvl w:ilvl="8" w:tplc="0419001B" w:tentative="1">
+      <w:start w:val="1"/>
+      <w:numFmt w:val="lowerRoman"/>
+      <w:lvlText w:val="%9."/>
+      <w:lvlJc w:val="right"/>
+      <w:pPr>
+        <w:ind w:left="6829" w:hanging="180"/>
+      </w:pPr>
+    </w:lvl>
+  </w:abstractNum>
+  <w:abstractNum w:abstractNumId="23" w15:restartNumberingAfterBreak="0">
     <w:nsid w:val="69792449"/>
     <w:multiLevelType w:val="multilevel"/>
     <w:tmpl w:val="5CE2A51E"/>
@@ -4644,7 +5868,7 @@
       </w:pPr>
     </w:lvl>
   </w:abstractNum>
-  <w:abstractNum w:abstractNumId="22" w15:restartNumberingAfterBreak="0">
+  <w:abstractNum w:abstractNumId="24" w15:restartNumberingAfterBreak="0">
     <w:nsid w:val="6DE95CD0"/>
     <w:multiLevelType w:val="multilevel"/>
     <w:tmpl w:val="0419001F"/>
@@ -4730,7 +5954,7 @@
       </w:pPr>
     </w:lvl>
   </w:abstractNum>
-  <w:abstractNum w:abstractNumId="23" w15:restartNumberingAfterBreak="0">
+  <w:abstractNum w:abstractNumId="25" w15:restartNumberingAfterBreak="0">
     <w:nsid w:val="6F9B68B1"/>
     <w:multiLevelType w:val="hybridMultilevel"/>
     <w:tmpl w:val="B35C4A0C"/>
@@ -4846,7 +6070,120 @@
       </w:pPr>
     </w:lvl>
   </w:abstractNum>
-  <w:abstractNum w:abstractNumId="24" w15:restartNumberingAfterBreak="0">
+  <w:abstractNum w:abstractNumId="26" w15:restartNumberingAfterBreak="0">
+    <w:nsid w:val="720B70B6"/>
+    <w:multiLevelType w:val="hybridMultilevel"/>
+    <w:tmpl w:val="7A28EF24"/>
+    <w:lvl w:ilvl="0" w:tplc="04190001">
+      <w:start w:val="1"/>
+      <w:numFmt w:val="bullet"/>
+      <w:lvlText w:val=""/>
+      <w:lvlJc w:val="left"/>
+      <w:pPr>
+        <w:ind w:left="720" w:hanging="360"/>
+      </w:pPr>
+      <w:rPr>
+        <w:rFonts w:ascii="Symbol" w:hAnsi="Symbol" w:hint="default"/>
+      </w:rPr>
+    </w:lvl>
+    <w:lvl w:ilvl="1" w:tplc="04190003" w:tentative="1">
+      <w:start w:val="1"/>
+      <w:numFmt w:val="bullet"/>
+      <w:lvlText w:val="o"/>
+      <w:lvlJc w:val="left"/>
+      <w:pPr>
+        <w:ind w:left="1440" w:hanging="360"/>
+      </w:pPr>
+      <w:rPr>
+        <w:rFonts w:ascii="Courier New" w:hAnsi="Courier New" w:cs="Courier New" w:hint="default"/>
+      </w:rPr>
+    </w:lvl>
+    <w:lvl w:ilvl="2" w:tplc="04190005" w:tentative="1">
+      <w:start w:val="1"/>
+      <w:numFmt w:val="bullet"/>
+      <w:lvlText w:val=""/>
+      <w:lvlJc w:val="left"/>
+      <w:pPr>
+        <w:ind w:left="2160" w:hanging="360"/>
+      </w:pPr>
+      <w:rPr>
+        <w:rFonts w:ascii="Wingdings" w:hAnsi="Wingdings" w:hint="default"/>
+      </w:rPr>
+    </w:lvl>
+    <w:lvl w:ilvl="3" w:tplc="04190001" w:tentative="1">
+      <w:start w:val="1"/>
+      <w:numFmt w:val="bullet"/>
+      <w:lvlText w:val=""/>
+      <w:lvlJc w:val="left"/>
+      <w:pPr>
+        <w:ind w:left="2880" w:hanging="360"/>
+      </w:pPr>
+      <w:rPr>
+        <w:rFonts w:ascii="Symbol" w:hAnsi="Symbol" w:hint="default"/>
+      </w:rPr>
+    </w:lvl>
+    <w:lvl w:ilvl="4" w:tplc="04190003" w:tentative="1">
+      <w:start w:val="1"/>
+      <w:numFmt w:val="bullet"/>
+      <w:lvlText w:val="o"/>
+      <w:lvlJc w:val="left"/>
+      <w:pPr>
+        <w:ind w:left="3600" w:hanging="360"/>
+      </w:pPr>
+      <w:rPr>
+        <w:rFonts w:ascii="Courier New" w:hAnsi="Courier New" w:cs="Courier New" w:hint="default"/>
+      </w:rPr>
+    </w:lvl>
+    <w:lvl w:ilvl="5" w:tplc="04190005" w:tentative="1">
+      <w:start w:val="1"/>
+      <w:numFmt w:val="bullet"/>
+      <w:lvlText w:val=""/>
+      <w:lvlJc w:val="left"/>
+      <w:pPr>
+        <w:ind w:left="4320" w:hanging="360"/>
+      </w:pPr>
+      <w:rPr>
+        <w:rFonts w:ascii="Wingdings" w:hAnsi="Wingdings" w:hint="default"/>
+      </w:rPr>
+    </w:lvl>
+    <w:lvl w:ilvl="6" w:tplc="04190001" w:tentative="1">
+      <w:start w:val="1"/>
+      <w:numFmt w:val="bullet"/>
+      <w:lvlText w:val=""/>
+      <w:lvlJc w:val="left"/>
+      <w:pPr>
+        <w:ind w:left="5040" w:hanging="360"/>
+      </w:pPr>
+      <w:rPr>
+        <w:rFonts w:ascii="Symbol" w:hAnsi="Symbol" w:hint="default"/>
+      </w:rPr>
+    </w:lvl>
+    <w:lvl w:ilvl="7" w:tplc="04190003" w:tentative="1">
+      <w:start w:val="1"/>
+      <w:numFmt w:val="bullet"/>
+      <w:lvlText w:val="o"/>
+      <w:lvlJc w:val="left"/>
+      <w:pPr>
+        <w:ind w:left="5760" w:hanging="360"/>
+      </w:pPr>
+      <w:rPr>
+        <w:rFonts w:ascii="Courier New" w:hAnsi="Courier New" w:cs="Courier New" w:hint="default"/>
+      </w:rPr>
+    </w:lvl>
+    <w:lvl w:ilvl="8" w:tplc="04190005" w:tentative="1">
+      <w:start w:val="1"/>
+      <w:numFmt w:val="bullet"/>
+      <w:lvlText w:val=""/>
+      <w:lvlJc w:val="left"/>
+      <w:pPr>
+        <w:ind w:left="6480" w:hanging="360"/>
+      </w:pPr>
+      <w:rPr>
+        <w:rFonts w:ascii="Wingdings" w:hAnsi="Wingdings" w:hint="default"/>
+      </w:rPr>
+    </w:lvl>
+  </w:abstractNum>
+  <w:abstractNum w:abstractNumId="27" w15:restartNumberingAfterBreak="0">
     <w:nsid w:val="7B0A7BF8"/>
     <w:multiLevelType w:val="hybridMultilevel"/>
     <w:tmpl w:val="0C5221EA"/>
@@ -4935,8 +6272,121 @@
       </w:pPr>
     </w:lvl>
   </w:abstractNum>
+  <w:abstractNum w:abstractNumId="28" w15:restartNumberingAfterBreak="0">
+    <w:nsid w:val="7C743412"/>
+    <w:multiLevelType w:val="hybridMultilevel"/>
+    <w:tmpl w:val="B38E058C"/>
+    <w:lvl w:ilvl="0" w:tplc="04190001">
+      <w:start w:val="1"/>
+      <w:numFmt w:val="bullet"/>
+      <w:lvlText w:val=""/>
+      <w:lvlJc w:val="left"/>
+      <w:pPr>
+        <w:ind w:left="1429" w:hanging="360"/>
+      </w:pPr>
+      <w:rPr>
+        <w:rFonts w:ascii="Symbol" w:hAnsi="Symbol" w:hint="default"/>
+      </w:rPr>
+    </w:lvl>
+    <w:lvl w:ilvl="1" w:tplc="04190003" w:tentative="1">
+      <w:start w:val="1"/>
+      <w:numFmt w:val="bullet"/>
+      <w:lvlText w:val="o"/>
+      <w:lvlJc w:val="left"/>
+      <w:pPr>
+        <w:ind w:left="2149" w:hanging="360"/>
+      </w:pPr>
+      <w:rPr>
+        <w:rFonts w:ascii="Courier New" w:hAnsi="Courier New" w:cs="Courier New" w:hint="default"/>
+      </w:rPr>
+    </w:lvl>
+    <w:lvl w:ilvl="2" w:tplc="04190005" w:tentative="1">
+      <w:start w:val="1"/>
+      <w:numFmt w:val="bullet"/>
+      <w:lvlText w:val=""/>
+      <w:lvlJc w:val="left"/>
+      <w:pPr>
+        <w:ind w:left="2869" w:hanging="360"/>
+      </w:pPr>
+      <w:rPr>
+        <w:rFonts w:ascii="Wingdings" w:hAnsi="Wingdings" w:hint="default"/>
+      </w:rPr>
+    </w:lvl>
+    <w:lvl w:ilvl="3" w:tplc="04190001" w:tentative="1">
+      <w:start w:val="1"/>
+      <w:numFmt w:val="bullet"/>
+      <w:lvlText w:val=""/>
+      <w:lvlJc w:val="left"/>
+      <w:pPr>
+        <w:ind w:left="3589" w:hanging="360"/>
+      </w:pPr>
+      <w:rPr>
+        <w:rFonts w:ascii="Symbol" w:hAnsi="Symbol" w:hint="default"/>
+      </w:rPr>
+    </w:lvl>
+    <w:lvl w:ilvl="4" w:tplc="04190003" w:tentative="1">
+      <w:start w:val="1"/>
+      <w:numFmt w:val="bullet"/>
+      <w:lvlText w:val="o"/>
+      <w:lvlJc w:val="left"/>
+      <w:pPr>
+        <w:ind w:left="4309" w:hanging="360"/>
+      </w:pPr>
+      <w:rPr>
+        <w:rFonts w:ascii="Courier New" w:hAnsi="Courier New" w:cs="Courier New" w:hint="default"/>
+      </w:rPr>
+    </w:lvl>
+    <w:lvl w:ilvl="5" w:tplc="04190005" w:tentative="1">
+      <w:start w:val="1"/>
+      <w:numFmt w:val="bullet"/>
+      <w:lvlText w:val=""/>
+      <w:lvlJc w:val="left"/>
+      <w:pPr>
+        <w:ind w:left="5029" w:hanging="360"/>
+      </w:pPr>
+      <w:rPr>
+        <w:rFonts w:ascii="Wingdings" w:hAnsi="Wingdings" w:hint="default"/>
+      </w:rPr>
+    </w:lvl>
+    <w:lvl w:ilvl="6" w:tplc="04190001" w:tentative="1">
+      <w:start w:val="1"/>
+      <w:numFmt w:val="bullet"/>
+      <w:lvlText w:val=""/>
+      <w:lvlJc w:val="left"/>
+      <w:pPr>
+        <w:ind w:left="5749" w:hanging="360"/>
+      </w:pPr>
+      <w:rPr>
+        <w:rFonts w:ascii="Symbol" w:hAnsi="Symbol" w:hint="default"/>
+      </w:rPr>
+    </w:lvl>
+    <w:lvl w:ilvl="7" w:tplc="04190003" w:tentative="1">
+      <w:start w:val="1"/>
+      <w:numFmt w:val="bullet"/>
+      <w:lvlText w:val="o"/>
+      <w:lvlJc w:val="left"/>
+      <w:pPr>
+        <w:ind w:left="6469" w:hanging="360"/>
+      </w:pPr>
+      <w:rPr>
+        <w:rFonts w:ascii="Courier New" w:hAnsi="Courier New" w:cs="Courier New" w:hint="default"/>
+      </w:rPr>
+    </w:lvl>
+    <w:lvl w:ilvl="8" w:tplc="04190005" w:tentative="1">
+      <w:start w:val="1"/>
+      <w:numFmt w:val="bullet"/>
+      <w:lvlText w:val=""/>
+      <w:lvlJc w:val="left"/>
+      <w:pPr>
+        <w:ind w:left="7189" w:hanging="360"/>
+      </w:pPr>
+      <w:rPr>
+        <w:rFonts w:ascii="Wingdings" w:hAnsi="Wingdings" w:hint="default"/>
+      </w:rPr>
+    </w:lvl>
+  </w:abstractNum>
   <w:num w:numId="1">
-    <w:abstractNumId w:val="19"/>
+    <w:abstractNumId w:val="20"/>
   </w:num>
   <w:num w:numId="2">
     <w:abstractNumId w:val="16"/>
@@ -4951,7 +6401,7 @@
     <w:abstractNumId w:val="10"/>
   </w:num>
   <w:num w:numId="6">
-    <w:abstractNumId w:val="22"/>
+    <w:abstractNumId w:val="24"/>
   </w:num>
   <w:num w:numId="7">
     <w:abstractNumId w:val="14"/>
@@ -4960,7 +6410,7 @@
     <w:abstractNumId w:val="9"/>
   </w:num>
   <w:num w:numId="9">
-    <w:abstractNumId w:val="20"/>
+    <w:abstractNumId w:val="21"/>
   </w:num>
   <w:num w:numId="10">
     <w:abstractNumId w:val="6"/>
@@ -4990,7 +6440,7 @@
     <w:abstractNumId w:val="11"/>
   </w:num>
   <w:num w:numId="19">
-    <w:abstractNumId w:val="20"/>
+    <w:abstractNumId w:val="21"/>
     <w:lvlOverride w:ilvl="0">
       <w:startOverride w:val="1"/>
     </w:lvlOverride>
@@ -5041,25 +6491,25 @@
     </w:lvlOverride>
   </w:num>
   <w:num w:numId="24">
-    <w:abstractNumId w:val="23"/>
+    <w:abstractNumId w:val="25"/>
   </w:num>
   <w:num w:numId="25">
-    <w:abstractNumId w:val="23"/>
+    <w:abstractNumId w:val="25"/>
     <w:lvlOverride w:ilvl="0">
       <w:startOverride w:val="1"/>
     </w:lvlOverride>
   </w:num>
   <w:num w:numId="26">
-    <w:abstractNumId w:val="23"/>
+    <w:abstractNumId w:val="25"/>
     <w:lvlOverride w:ilvl="0">
       <w:startOverride w:val="1"/>
     </w:lvlOverride>
   </w:num>
   <w:num w:numId="27">
-    <w:abstractNumId w:val="21"/>
+    <w:abstractNumId w:val="23"/>
   </w:num>
   <w:num w:numId="28">
-    <w:abstractNumId w:val="23"/>
+    <w:abstractNumId w:val="25"/>
     <w:lvlOverride w:ilvl="0">
       <w:startOverride w:val="1"/>
     </w:lvlOverride>
@@ -5068,13 +6518,25 @@
     <w:abstractNumId w:val="2"/>
   </w:num>
   <w:num w:numId="30">
-    <w:abstractNumId w:val="24"/>
+    <w:abstractNumId w:val="27"/>
   </w:num>
   <w:num w:numId="31">
     <w:abstractNumId w:val="1"/>
   </w:num>
   <w:num w:numId="32">
+    <w:abstractNumId w:val="19"/>
+  </w:num>
+  <w:num w:numId="33">
+    <w:abstractNumId w:val="22"/>
+  </w:num>
+  <w:num w:numId="34">
+    <w:abstractNumId w:val="28"/>
+  </w:num>
+  <w:num w:numId="35">
     <w:abstractNumId w:val="18"/>
+  </w:num>
+  <w:num w:numId="36">
+    <w:abstractNumId w:val="26"/>
   </w:num>
 </w:numbering>
 </file>
@@ -6152,6 +7614,58 @@
       <w:sz w:val="28"/>
     </w:rPr>
   </w:style>
+  <w:style w:type="paragraph" w:styleId="HTML0">
+    <w:name w:val="HTML Preformatted"/>
+    <w:basedOn w:val="a"/>
+    <w:link w:val="HTML1"/>
+    <w:uiPriority w:val="99"/>
+    <w:semiHidden/>
+    <w:unhideWhenUsed/>
+    <w:rsid w:val="00312BD6"/>
+    <w:pPr>
+      <w:tabs>
+        <w:tab w:val="left" w:pos="916"/>
+        <w:tab w:val="left" w:pos="1832"/>
+        <w:tab w:val="left" w:pos="2748"/>
+        <w:tab w:val="left" w:pos="3664"/>
+        <w:tab w:val="left" w:pos="4580"/>
+        <w:tab w:val="left" w:pos="5496"/>
+        <w:tab w:val="left" w:pos="6412"/>
+        <w:tab w:val="left" w:pos="7328"/>
+        <w:tab w:val="left" w:pos="8244"/>
+        <w:tab w:val="left" w:pos="9160"/>
+        <w:tab w:val="left" w:pos="10076"/>
+        <w:tab w:val="left" w:pos="10992"/>
+        <w:tab w:val="left" w:pos="11908"/>
+        <w:tab w:val="left" w:pos="12824"/>
+        <w:tab w:val="left" w:pos="13740"/>
+        <w:tab w:val="left" w:pos="14656"/>
+      </w:tabs>
+      <w:spacing w:after="0" w:line="240" w:lineRule="auto"/>
+      <w:ind w:firstLine="0"/>
+      <w:jc w:val="left"/>
+    </w:pPr>
+    <w:rPr>
+      <w:rFonts w:ascii="Courier New" w:eastAsia="Times New Roman" w:hAnsi="Courier New" w:cs="Courier New"/>
+      <w:sz w:val="20"/>
+      <w:szCs w:val="20"/>
+      <w:lang w:eastAsia="ru-RU"/>
+    </w:rPr>
+  </w:style>
+  <w:style w:type="character" w:customStyle="1" w:styleId="HTML1">
+    <w:name w:val="Стандартный HTML Знак"/>
+    <w:basedOn w:val="a0"/>
+    <w:link w:val="HTML0"/>
+    <w:uiPriority w:val="99"/>
+    <w:semiHidden/>
+    <w:rsid w:val="00312BD6"/>
+    <w:rPr>
+      <w:rFonts w:ascii="Courier New" w:eastAsia="Times New Roman" w:hAnsi="Courier New" w:cs="Courier New"/>
+      <w:sz w:val="20"/>
+      <w:szCs w:val="20"/>
+      <w:lang w:eastAsia="ru-RU"/>
+    </w:rPr>
+  </w:style>
 </w:styles>
 </file>
 
